--- a/projects/valuepickr-open-screen/docs/EPL Ltd.docx
+++ b/projects/valuepickr-open-screen/docs/EPL Ltd.docx
@@ -251,6 +251,624 @@
       </w:pPr>
       <w:r>
         <w:t xml:space="preserve">A quality, if slow-growing, global packaging leader: ~18% ROCE, moderate leverage, and a genuine step-up in top-line growth in Q1 FY27 (though margin was squeezed by commodity inflation, not expanded). The real story right now is the Indovida merger — a promoter change (Blackstone exiting, Indorama entering) at a swap valuation implying roughly a 40-60% premium to where the stock traded through much of 2026, which the VP community has actively debated rather than simply cheered.</w:t>
+      </w:r>
+    </w:p>
+    <w:p>
+      <w:pPr>
+        <w:pStyle w:val="Heading1"/>
+        <w:spacing w:after="120" w:before="280"/>
+      </w:pPr>
+      <w:r>
+        <w:t xml:space="preserve">Guidance &amp; Expectation Gap</w:t>
+      </w:r>
+    </w:p>
+    <w:p>
+      <w:pPr>
+        <w:spacing w:after="120"/>
+      </w:pPr>
+      <w:r>
+        <w:rPr>
+          <w:i/>
+          <w:iCs/>
+          <w:color w:val="666666"/>
+          <w:sz w:val="18"/>
+          <w:szCs w:val="18"/>
+        </w:rPr>
+        <w:t xml:space="preserve">Management guidance decoded into commitments, graded on the expectation → action → operational → commercial → financial ladder, then compared to what the current price appears to assume. Method: playbook/guidance-and-expectation-gap.md.</w:t>
+      </w:r>
+    </w:p>
+    <w:p>
+      <w:pPr>
+        <w:spacing w:after="120"/>
+      </w:pPr>
+      <w:r>
+        <w:rPr>
+          <w:b/>
+          <w:bCs/>
+          <w:sz w:val="20"/>
+          <w:szCs w:val="20"/>
+        </w:rPr>
+        <w:t xml:space="preserve">Market expectation vs. our path:</w:t>
+      </w:r>
+    </w:p>
+    <w:tbl>
+      <w:tblPr>
+        <w:tblW w:type="dxa" w:w="9000"/>
+        <w:tblBorders>
+          <w:top w:val="single" w:color="auto" w:sz="4"/>
+          <w:left w:val="single" w:color="auto" w:sz="4"/>
+          <w:bottom w:val="single" w:color="auto" w:sz="4"/>
+          <w:right w:val="single" w:color="auto" w:sz="4"/>
+          <w:insideH w:val="single" w:color="auto" w:sz="4"/>
+          <w:insideV w:val="single" w:color="auto" w:sz="4"/>
+        </w:tblBorders>
+      </w:tblPr>
+      <w:tblGrid>
+        <w:gridCol w:w="3200"/>
+        <w:gridCol w:w="5800"/>
+      </w:tblGrid>
+      <w:tr>
+        <w:tc>
+          <w:tcPr>
+            <w:tcW w:type="dxa" w:w="3200"/>
+            <w:shd w:fill="F2F2F2" w:val="clear"/>
+          </w:tcPr>
+          <w:p>
+            <w:r>
+              <w:rPr>
+                <w:b/>
+                <w:bCs/>
+              </w:rPr>
+              <w:t xml:space="preserve">As of</w:t>
+            </w:r>
+          </w:p>
+        </w:tc>
+        <w:tc>
+          <w:tcPr>
+            <w:tcW w:type="dxa" w:w="5800"/>
+          </w:tcPr>
+          <w:p>
+            <w:r>
+              <w:t xml:space="preserve">2026-09-09</w:t>
+            </w:r>
+          </w:p>
+        </w:tc>
+      </w:tr>
+      <w:tr>
+        <w:tc>
+          <w:tcPr>
+            <w:tcW w:type="dxa" w:w="3200"/>
+            <w:shd w:fill="F2F2F2" w:val="clear"/>
+          </w:tcPr>
+          <w:p>
+            <w:r>
+              <w:rPr>
+                <w:b/>
+                <w:bCs/>
+              </w:rPr>
+              <w:t xml:space="preserve">Price / multiple</w:t>
+            </w:r>
+          </w:p>
+        </w:tc>
+        <w:tc>
+          <w:tcPr>
+            <w:tcW w:type="dxa" w:w="5800"/>
+          </w:tcPr>
+          <w:p>
+            <w:r>
+              <w:t xml:space="preserve">Rs 247 · 19.2x P/E</w:t>
+            </w:r>
+          </w:p>
+        </w:tc>
+      </w:tr>
+      <w:tr>
+        <w:tc>
+          <w:tcPr>
+            <w:tcW w:type="dxa" w:w="3200"/>
+            <w:shd w:fill="F2F2F2" w:val="clear"/>
+          </w:tcPr>
+          <w:p>
+            <w:r>
+              <w:rPr>
+                <w:b/>
+                <w:bCs/>
+              </w:rPr>
+              <w:t xml:space="preserve">Right valuation lens</w:t>
+            </w:r>
+          </w:p>
+        </w:tc>
+        <w:tc>
+          <w:tcPr>
+            <w:tcW w:type="dxa" w:w="5800"/>
+          </w:tcPr>
+          <w:p>
+            <w:r>
+              <w:t xml:space="preserve">P/E</w:t>
+            </w:r>
+          </w:p>
+        </w:tc>
+      </w:tr>
+      <w:tr>
+        <w:tc>
+          <w:tcPr>
+            <w:tcW w:type="dxa" w:w="3200"/>
+            <w:shd w:fill="F2F2F2" w:val="clear"/>
+          </w:tcPr>
+          <w:p>
+            <w:r>
+              <w:rPr>
+                <w:b/>
+                <w:bCs/>
+              </w:rPr>
+              <w:t xml:space="preserve">Price implies</w:t>
+            </w:r>
+          </w:p>
+        </w:tc>
+        <w:tc>
+          <w:tcPr>
+            <w:tcW w:type="dxa" w:w="5800"/>
+          </w:tcPr>
+          <w:p>
+            <w:r>
+              <w:t xml:space="preserve">~19x TTM on an ~18% ROCE steady mid-cap implies ~10-12% EPS CAGR FY26-28 at an 18-20x exit</w:t>
+            </w:r>
+          </w:p>
+        </w:tc>
+      </w:tr>
+      <w:tr>
+        <w:tc>
+          <w:tcPr>
+            <w:tcW w:type="dxa" w:w="3200"/>
+            <w:shd w:fill="F2F2F2" w:val="clear"/>
+          </w:tcPr>
+          <w:p>
+            <w:r>
+              <w:rPr>
+                <w:b/>
+                <w:bCs/>
+              </w:rPr>
+              <w:t xml:space="preserve">Our FY27</w:t>
+            </w:r>
+          </w:p>
+        </w:tc>
+        <w:tc>
+          <w:tcPr>
+            <w:tcW w:type="dxa" w:w="5800"/>
+          </w:tcPr>
+          <w:p>
+            <w:r>
+              <w:t xml:space="preserve">revenue high-single to low-double-digit, OPM ~20%, PAT low-teens growth; Indorama/Indovida merger accretion is the swing factor</w:t>
+            </w:r>
+          </w:p>
+        </w:tc>
+      </w:tr>
+      <w:tr>
+        <w:tc>
+          <w:tcPr>
+            <w:tcW w:type="dxa" w:w="3200"/>
+            <w:shd w:fill="F2F2F2" w:val="clear"/>
+          </w:tcPr>
+          <w:p>
+            <w:r>
+              <w:rPr>
+                <w:b/>
+                <w:bCs/>
+              </w:rPr>
+              <w:t xml:space="preserve">Our FY28</w:t>
+            </w:r>
+          </w:p>
+        </w:tc>
+        <w:tc>
+          <w:tcPr>
+            <w:tcW w:type="dxa" w:w="5800"/>
+          </w:tcPr>
+          <w:p>
+            <w:r>
+              <w:t xml:space="preserve">merger integration benefits plus laminated-tube share gains; steady compounder economics</w:t>
+            </w:r>
+          </w:p>
+        </w:tc>
+      </w:tr>
+      <w:tr>
+        <w:tc>
+          <w:tcPr>
+            <w:tcW w:type="dxa" w:w="3200"/>
+            <w:shd w:fill="F2F2F2" w:val="clear"/>
+          </w:tcPr>
+          <w:p>
+            <w:r>
+              <w:rPr>
+                <w:b/>
+                <w:bCs/>
+              </w:rPr>
+              <w:t xml:space="preserve">Gap direction</w:t>
+            </w:r>
+          </w:p>
+        </w:tc>
+        <w:tc>
+          <w:tcPr>
+            <w:tcW w:type="dxa" w:w="5800"/>
+          </w:tcPr>
+          <w:p>
+            <w:r>
+              <w:t xml:space="preserve">partially-priced</w:t>
+            </w:r>
+          </w:p>
+        </w:tc>
+      </w:tr>
+      <w:tr>
+        <w:tc>
+          <w:tcPr>
+            <w:tcW w:type="dxa" w:w="3200"/>
+            <w:shd w:fill="F2F2F2" w:val="clear"/>
+          </w:tcPr>
+          <w:p>
+            <w:r>
+              <w:rPr>
+                <w:b/>
+                <w:bCs/>
+              </w:rPr>
+              <w:t xml:space="preserve">Gap type</w:t>
+            </w:r>
+          </w:p>
+        </w:tc>
+        <w:tc>
+          <w:tcPr>
+            <w:tcW w:type="dxa" w:w="5800"/>
+          </w:tcPr>
+          <w:p>
+            <w:r>
+              <w:t xml:space="preserve">new_business</w:t>
+            </w:r>
+          </w:p>
+        </w:tc>
+      </w:tr>
+      <w:tr>
+        <w:tc>
+          <w:tcPr>
+            <w:tcW w:type="dxa" w:w="3200"/>
+            <w:shd w:fill="F2F2F2" w:val="clear"/>
+          </w:tcPr>
+          <w:p>
+            <w:r>
+              <w:rPr>
+                <w:b/>
+                <w:bCs/>
+              </w:rPr>
+              <w:t xml:space="preserve">Gap magnitude</w:t>
+            </w:r>
+          </w:p>
+        </w:tc>
+        <w:tc>
+          <w:tcPr>
+            <w:tcW w:type="dxa" w:w="5800"/>
+          </w:tcPr>
+          <w:p>
+            <w:r>
+              <w:t xml:space="preserve">not estimable</w:t>
+            </w:r>
+          </w:p>
+        </w:tc>
+      </w:tr>
+      <w:tr>
+        <w:tc>
+          <w:tcPr>
+            <w:tcW w:type="dxa" w:w="3200"/>
+            <w:shd w:fill="F2F2F2" w:val="clear"/>
+          </w:tcPr>
+          <w:p>
+            <w:r>
+              <w:rPr>
+                <w:b/>
+                <w:bCs/>
+              </w:rPr>
+              <w:t xml:space="preserve">Gap basis</w:t>
+            </w:r>
+          </w:p>
+        </w:tc>
+        <w:tc>
+          <w:tcPr>
+            <w:tcW w:type="dxa" w:w="5800"/>
+          </w:tcPr>
+          <w:p>
+            <w:r>
+              <w:t xml:space="preserve">the board-approved Indovida merger (swap price implying ~Rs 339/share) is a real value-unlock not fully in the ~19x standalone multiple; but this is an ~18% ROCE mid-cap, not a 10x setup</w:t>
+            </w:r>
+          </w:p>
+        </w:tc>
+      </w:tr>
+      <w:tr>
+        <w:tc>
+          <w:tcPr>
+            <w:tcW w:type="dxa" w:w="3200"/>
+            <w:shd w:fill="F2F2F2" w:val="clear"/>
+          </w:tcPr>
+          <w:p>
+            <w:r>
+              <w:rPr>
+                <w:b/>
+                <w:bCs/>
+              </w:rPr>
+              <w:t xml:space="preserve">Evidence quality</w:t>
+            </w:r>
+          </w:p>
+        </w:tc>
+        <w:tc>
+          <w:tcPr>
+            <w:tcW w:type="dxa" w:w="5800"/>
+          </w:tcPr>
+          <w:p>
+            <w:r>
+              <w:t xml:space="preserve">moderate</w:t>
+            </w:r>
+          </w:p>
+        </w:tc>
+      </w:tr>
+    </w:tbl>
+    <w:p>
+      <w:pPr>
+        <w:spacing w:after="120"/>
+      </w:pPr>
+      <w:r>
+        <w:rPr>
+          <w:i/>
+          <w:iCs/>
+          <w:color w:val="666666"/>
+          <w:sz w:val="16"/>
+          <w:szCs w:val="16"/>
+        </w:rPr>
+        <w:t xml:space="preserve">no broker consensus; implied path is a reverse-P/E estimate + screener.in forward figures + VP thread view</w:t>
+      </w:r>
+    </w:p>
+    <w:p>
+      <w:pPr>
+        <w:pStyle w:val="Heading1"/>
+        <w:spacing w:after="120" w:before="280"/>
+      </w:pPr>
+      <w:r>
+        <w:t xml:space="preserve">Ishmohit-Lens Checks (value chain · earnings quality · growth trajectory · management · quality metrics · track record · global-signal check)</w:t>
+      </w:r>
+    </w:p>
+    <w:p>
+      <w:pPr>
+        <w:spacing w:after="120"/>
+      </w:pPr>
+      <w:r>
+        <w:rPr>
+          <w:i/>
+          <w:iCs/>
+          <w:color w:val="666666"/>
+          <w:sz w:val="18"/>
+          <w:szCs w:val="18"/>
+        </w:rPr>
+        <w:t xml:space="preserve">Extra checks drawn from @ishmohit1 / SOIC methodology (playbook/ishmohit-soic-style.md): where the company sits in its value chain and what the supply side is doing, whether a margin/PAT inflection is structural or a cyclical peak, the rate-of-change of growth vs. what the multiple demands, and management quality as a positive attribute.</w:t>
+      </w:r>
+    </w:p>
+    <w:p>
+      <w:pPr>
+        <w:spacing w:after="120"/>
+      </w:pPr>
+      <w:r>
+        <w:rPr>
+          <w:b/>
+          <w:bCs/>
+          <w:sz w:val="20"/>
+          <w:szCs w:val="20"/>
+        </w:rPr>
+        <w:t xml:space="preserve">Quality metrics (ROCE · debt · FCF · margin · capex):</w:t>
+      </w:r>
+    </w:p>
+    <w:tbl>
+      <w:tblPr>
+        <w:tblW w:type="dxa" w:w="9000"/>
+        <w:tblBorders>
+          <w:top w:val="single" w:color="auto" w:sz="4"/>
+          <w:left w:val="single" w:color="auto" w:sz="4"/>
+          <w:bottom w:val="single" w:color="auto" w:sz="4"/>
+          <w:right w:val="single" w:color="auto" w:sz="4"/>
+          <w:insideH w:val="single" w:color="auto" w:sz="4"/>
+          <w:insideV w:val="single" w:color="auto" w:sz="4"/>
+        </w:tblBorders>
+      </w:tblPr>
+      <w:tblGrid>
+        <w:gridCol w:w="3200"/>
+        <w:gridCol w:w="5800"/>
+      </w:tblGrid>
+      <w:tr>
+        <w:tc>
+          <w:tcPr>
+            <w:tcW w:type="dxa" w:w="3200"/>
+            <w:shd w:fill="F2F2F2" w:val="clear"/>
+          </w:tcPr>
+          <w:p>
+            <w:r>
+              <w:rPr>
+                <w:b/>
+                <w:bCs/>
+              </w:rPr>
+              <w:t xml:space="preserve">Assessment</w:t>
+            </w:r>
+          </w:p>
+        </w:tc>
+        <w:tc>
+          <w:tcPr>
+            <w:tcW w:type="dxa" w:w="5800"/>
+          </w:tcPr>
+          <w:p>
+            <w:r>
+              <w:t xml:space="preserve">positive</w:t>
+            </w:r>
+          </w:p>
+        </w:tc>
+      </w:tr>
+      <w:tr>
+        <w:tc>
+          <w:tcPr>
+            <w:tcW w:type="dxa" w:w="3200"/>
+            <w:shd w:fill="F2F2F2" w:val="clear"/>
+          </w:tcPr>
+          <w:p>
+            <w:r>
+              <w:rPr>
+                <w:b/>
+                <w:bCs/>
+              </w:rPr>
+              <w:t xml:space="preserve">ROCE</w:t>
+            </w:r>
+          </w:p>
+        </w:tc>
+        <w:tc>
+          <w:tcPr>
+            <w:tcW w:type="dxa" w:w="5800"/>
+          </w:tcPr>
+          <w:p>
+            <w:r>
+              <w:t xml:space="preserve">18% (improving)</w:t>
+            </w:r>
+          </w:p>
+        </w:tc>
+      </w:tr>
+      <w:tr>
+        <w:tc>
+          <w:tcPr>
+            <w:tcW w:type="dxa" w:w="3200"/>
+            <w:shd w:fill="F2F2F2" w:val="clear"/>
+          </w:tcPr>
+          <w:p>
+            <w:r>
+              <w:rPr>
+                <w:b/>
+                <w:bCs/>
+              </w:rPr>
+              <w:t xml:space="preserve">Leverage</w:t>
+            </w:r>
+          </w:p>
+        </w:tc>
+        <w:tc>
+          <w:tcPr>
+            <w:tcW w:type="dxa" w:w="5800"/>
+          </w:tcPr>
+          <w:p>
+            <w:r>
+              <w:t xml:space="preserve">Net debt/EBITDA 1x</w:t>
+            </w:r>
+          </w:p>
+        </w:tc>
+      </w:tr>
+      <w:tr>
+        <w:tc>
+          <w:tcPr>
+            <w:tcW w:type="dxa" w:w="3200"/>
+            <w:shd w:fill="F2F2F2" w:val="clear"/>
+          </w:tcPr>
+          <w:p>
+            <w:r>
+              <w:rPr>
+                <w:b/>
+                <w:bCs/>
+              </w:rPr>
+              <w:t xml:space="preserve">FCF conversion</w:t>
+            </w:r>
+          </w:p>
+        </w:tc>
+        <w:tc>
+          <w:tcPr>
+            <w:tcW w:type="dxa" w:w="5800"/>
+          </w:tcPr>
+          <w:p>
+            <w:r>
+              <w:t xml:space="preserve">37%</w:t>
+            </w:r>
+          </w:p>
+        </w:tc>
+      </w:tr>
+      <w:tr>
+        <w:tc>
+          <w:tcPr>
+            <w:tcW w:type="dxa" w:w="3200"/>
+            <w:shd w:fill="F2F2F2" w:val="clear"/>
+          </w:tcPr>
+          <w:p>
+            <w:r>
+              <w:rPr>
+                <w:b/>
+                <w:bCs/>
+              </w:rPr>
+              <w:t xml:space="preserve">Margin trend</w:t>
+            </w:r>
+          </w:p>
+        </w:tc>
+        <w:tc>
+          <w:tcPr>
+            <w:tcW w:type="dxa" w:w="5800"/>
+          </w:tcPr>
+          <w:p>
+            <w:r>
+              <w:t xml:space="preserve">expanding</w:t>
+            </w:r>
+          </w:p>
+        </w:tc>
+      </w:tr>
+      <w:tr>
+        <w:tc>
+          <w:tcPr>
+            <w:tcW w:type="dxa" w:w="3200"/>
+            <w:shd w:fill="F2F2F2" w:val="clear"/>
+          </w:tcPr>
+          <w:p>
+            <w:r>
+              <w:rPr>
+                <w:b/>
+                <w:bCs/>
+              </w:rPr>
+              <w:t xml:space="preserve">Capex efficiency</w:t>
+            </w:r>
+          </w:p>
+        </w:tc>
+        <w:tc>
+          <w:tcPr>
+            <w:tcW w:type="dxa" w:w="5800"/>
+          </w:tcPr>
+          <w:p>
+            <w:r>
+              <w:t xml:space="preserve">productive</w:t>
+            </w:r>
+          </w:p>
+        </w:tc>
+      </w:tr>
+    </w:tbl>
+    <w:p>
+      <w:pPr>
+        <w:spacing w:after="60" w:before="120"/>
+      </w:pPr>
+      <w:r>
+        <w:rPr>
+          <w:b/>
+          <w:bCs/>
+          <w:sz w:val="20"/>
+          <w:szCs w:val="20"/>
+        </w:rPr>
+        <w:t xml:space="preserve">Track record (Coffee Can persistence check): </w:t>
+      </w:r>
+      <w:r>
+        <w:rPr>
+          <w:sz w:val="20"/>
+          <w:szCs w:val="20"/>
+        </w:rPr>
+        <w:t xml:space="preserve">cleared revenue growth ≥10% AND ROCE ≥15% in 4 of the last 11 years (consistency_score 36)</w:t>
+      </w:r>
+    </w:p>
+    <w:p>
+      <w:pPr>
+        <w:spacing w:after="120"/>
+      </w:pPr>
+      <w:r>
+        <w:rPr>
+          <w:color w:val="666666"/>
+          <w:sz w:val="18"/>
+          <w:szCs w:val="18"/>
+        </w:rPr>
+        <w:t xml:space="preserve">Of FY16-FY26, FY19 (+11.7%/17%), FY21 (+12.0%/17%), FY22 (+11.0%/17%) and FY26 (+13.1%/18%) cleared both filters. ROCE sits steadily at 16-18% but the mature laminated-tube category clears 10% revenue growth in only 4 of 11 years.</w:t>
       </w:r>
     </w:p>
     <w:p>

--- a/projects/valuepickr-open-screen/docs/EPL Ltd.docx
+++ b/projects/valuepickr-open-screen/docs/EPL Ltd.docx
@@ -32,7 +32,7 @@
           <w:sz w:val="22"/>
           <w:szCs w:val="22"/>
         </w:rPr>
-        <w:t xml:space="preserve">Global laminated-tube packaging leader (oral care, beauty) mid-merger with Indorama's Indovida at a swap price implying ~Rs 339/share — a real, debated value-unlock catalyst, but a steady ~18% ROCE mid-cap, not a 10x setup</w:t>
+        <w:t xml:space="preserve">Global laminated-tube packaging leader mid-merger with Indorama's Indovida - CCI-cleared and minority-shareholder-approved at a swap price implying ~Rs 339/share vs a market price still ~45% below it, but a steady ~18% ROCE mid-cap whose PAT has now stalled for two straight quarters even as revenue accelerates</w:t>
       </w:r>
     </w:p>
     <w:p>
@@ -99,7 +99,7 @@
           </w:tcPr>
           <w:p>
             <w:r>
-              <w:t xml:space="preserve">~Rs 7,900 Cr (mid-cap)</w:t>
+              <w:t xml:space="preserve">~Rs 7,500 Cr (mid-cap)</w:t>
             </w:r>
           </w:p>
         </w:tc>
@@ -126,7 +126,7 @@
           </w:tcPr>
           <w:p>
             <w:r>
-              <w:t xml:space="preserve">~18.1% / ~16.6%</w:t>
+              <w:t xml:space="preserve">~17.8% / ~15.7% (screener, Sep-2026)</w:t>
             </w:r>
           </w:p>
         </w:tc>
@@ -153,61 +153,61 @@
           </w:tcPr>
           <w:p>
             <w:r>
-              <w:t xml:space="preserve">D/E ~0.32</w:t>
-            </w:r>
-          </w:p>
-        </w:tc>
-      </w:tr>
-      <w:tr>
-        <w:tc>
-          <w:tcPr>
-            <w:tcW w:type="dxa" w:w="3200"/>
-            <w:shd w:fill="F2F2F2" w:val="clear"/>
-          </w:tcPr>
-          <w:p>
-            <w:r>
-              <w:rPr>
-                <w:b/>
-                <w:bCs/>
-              </w:rPr>
-              <w:t xml:space="preserve">5-yr revenue CAGR</w:t>
-            </w:r>
-          </w:p>
-        </w:tc>
-        <w:tc>
-          <w:tcPr>
-            <w:tcW w:type="dxa" w:w="5800"/>
-          </w:tcPr>
-          <w:p>
-            <w:r>
-              <w:t xml:space="preserve">~9% (slow, but reaccelerating)</w:t>
-            </w:r>
-          </w:p>
-        </w:tc>
-      </w:tr>
-      <w:tr>
-        <w:tc>
-          <w:tcPr>
-            <w:tcW w:type="dxa" w:w="3200"/>
-            <w:shd w:fill="F2F2F2" w:val="clear"/>
-          </w:tcPr>
-          <w:p>
-            <w:r>
-              <w:rPr>
-                <w:b/>
-                <w:bCs/>
-              </w:rPr>
-              <w:t xml:space="preserve">Q1 FY27</w:t>
-            </w:r>
-          </w:p>
-        </w:tc>
-        <w:tc>
-          <w:tcPr>
-            <w:tcW w:type="dxa" w:w="5800"/>
-          </w:tcPr>
-          <w:p>
-            <w:r>
-              <w:t xml:space="preserve">Revenue +25.3% YoY (underlying +20% ex-commodity pass-through); PAT -1.4% YoY on commodity-cost squeeze; EBITDA margin ~18.8%</w:t>
+              <w:t xml:space="preserve">Borrowings ~Rs 962 Cr vs equity reserves ~Rs 2,794 Cr (Mar-26); moderate leverage</w:t>
+            </w:r>
+          </w:p>
+        </w:tc>
+      </w:tr>
+      <w:tr>
+        <w:tc>
+          <w:tcPr>
+            <w:tcW w:type="dxa" w:w="3200"/>
+            <w:shd w:fill="F2F2F2" w:val="clear"/>
+          </w:tcPr>
+          <w:p>
+            <w:r>
+              <w:rPr>
+                <w:b/>
+                <w:bCs/>
+              </w:rPr>
+              <w:t xml:space="preserve">5-yr revenue / profit CAGR</w:t>
+            </w:r>
+          </w:p>
+        </w:tc>
+        <w:tc>
+          <w:tcPr>
+            <w:tcW w:type="dxa" w:w="5800"/>
+          </w:tcPr>
+          <w:p>
+            <w:r>
+              <w:t xml:space="preserve">~9% / ~10% (through-cycle); reaccelerating sharply since Q4 FY26</w:t>
+            </w:r>
+          </w:p>
+        </w:tc>
+      </w:tr>
+      <w:tr>
+        <w:tc>
+          <w:tcPr>
+            <w:tcW w:type="dxa" w:w="3200"/>
+            <w:shd w:fill="F2F2F2" w:val="clear"/>
+          </w:tcPr>
+          <w:p>
+            <w:r>
+              <w:rPr>
+                <w:b/>
+                <w:bCs/>
+              </w:rPr>
+              <w:t xml:space="preserve">Quarterly trend</w:t>
+            </w:r>
+          </w:p>
+        </w:tc>
+        <w:tc>
+          <w:tcPr>
+            <w:tcW w:type="dxa" w:w="5800"/>
+          </w:tcPr>
+          <w:p>
+            <w:r>
+              <w:t xml:space="preserve">Q4 FY26: rev +17.6%, EBITDA +17.2%, margin ~20.2-20.4%, PAT ~flat YoY (+1%). Q1 FY27: rev +25.3% (underlying +20%), EBITDA +15.2%, margin compressed to 18.8% on commodity pass-through lag, PAT -1.4% YoY</w:t>
             </w:r>
           </w:p>
         </w:tc>
@@ -234,7 +234,7 @@
           </w:tcPr>
           <w:p>
             <w:r>
-              <w:t xml:space="preserve">Indovida deal implies ~Rs 339/share for EPL vs a market price that has traded materially below that (Rs ~180-245 range through the debate)</w:t>
+              <w:t xml:space="preserve">Indovida deal (286 EPL shares per 10,000 Indovida shares, 12.5x EBITDA) implies ~Rs 339/share for EPL vs CMP ~Rs 234 (~18.2x P/E) - CCI-cleared (May-26), minority shareholders already approved via e-voting (Feb-Mar 2026); NCLT approval still pending</w:t>
             </w:r>
           </w:p>
         </w:tc>
@@ -250,7 +250,7 @@
         <w:spacing w:after="120"/>
       </w:pPr>
       <w:r>
-        <w:t xml:space="preserve">A quality, if slow-growing, global packaging leader: ~18% ROCE, moderate leverage, and a genuine step-up in top-line growth in Q1 FY27 (though margin was squeezed by commodity inflation, not expanded). The real story right now is the Indovida merger — a promoter change (Blackstone exiting, Indorama entering) at a swap valuation implying roughly a 40-60% premium to where the stock traded through much of 2026, which the VP community has actively debated rather than simply cheered.</w:t>
+        <w:t xml:space="preserve">A quality, if slow-growing, global packaging leader: ~17.8% ROCE, moderate leverage, and five straight quarters of double-digit revenue growth culminating in Q1 FY27's +25.3% (underlying +20%) print - management has raised revenue guidance to high-teens and holds a ~20% underlying EBITDA margin target. But the deep read surfaces a genuine earnings-quality caution: PAT growth has now stalled for two consecutive quarters (Q4 FY26 flat, Q1 FY27 -1.4% YoY) even as revenue accelerates, because commodity (crude/aluminium) cost pass-through is lagging the cost inflation. Separately, the Indovida merger has materially de-risked since board approval: CCI cleared it (May 2026) and minority shareholders already approved it via e-voting (Feb-Mar 2026), yet the market (~Rs 234) still sits ~45% below the swap-implied ~Rs 339/share, with NCLT approval the main remaining gate. The promoter-holding drop (51.5% in Mar-24 to 26.38% now) is not a distress signal - it is Blackstone's disclosed, structured stake sale to Indorama ahead of the merger, after which Indorama becomes the new promoter with 51.8% of the combined entity.</w:t>
       </w:r>
     </w:p>
     <w:p>
@@ -259,7 +259,7 @@
         <w:spacing w:after="120" w:before="280"/>
       </w:pPr>
       <w:r>
-        <w:t xml:space="preserve">Guidance &amp; Expectation Gap</w:t>
+        <w:t xml:space="preserve">Deep-Dive: Primary Documents (Annual Reports, Quarterly Results, Exchange Filings)</w:t>
       </w:r>
     </w:p>
     <w:p>
@@ -274,7 +274,1070 @@
           <w:sz w:val="18"/>
           <w:szCs w:val="18"/>
         </w:rPr>
+        <w:t xml:space="preserve">Pass 1 — 2026-09-18. Built from the company's own filings (3 years of annual reports, ~4 quarters of results/concalls, and 6 months of BSE/NSE announcements), read via the web — a deeper layer than the forum-sentiment read below.</w:t>
+      </w:r>
+    </w:p>
+    <w:p>
+      <w:pPr>
+        <w:spacing w:after="120"/>
+      </w:pPr>
+      <w:r>
+        <w:rPr>
+          <w:b/>
+          <w:bCs/>
+          <w:sz w:val="20"/>
+          <w:szCs w:val="20"/>
+        </w:rPr>
+        <w:t xml:space="preserve">Sources reviewed this pass:</w:t>
+      </w:r>
+    </w:p>
+    <w:p>
+      <w:pPr>
+        <w:pStyle w:val="ListParagraph"/>
+        <w:numPr>
+          <w:ilvl w:val="0"/>
+          <w:numId w:val="1"/>
+        </w:numPr>
+        <w:spacing w:after="60"/>
+      </w:pPr>
+      <w:r>
+        <w:t xml:space="preserve">WebSearch: Q1 FY27 results coverage (indianpharmapost, investing.com, constructionworld, equitybulls, scanx.trade)</w:t>
+      </w:r>
+    </w:p>
+    <w:p>
+      <w:pPr>
+        <w:pStyle w:val="ListParagraph"/>
+        <w:numPr>
+          <w:ilvl w:val="0"/>
+          <w:numId w:val="1"/>
+        </w:numPr>
+        <w:spacing w:after="60"/>
+      </w:pPr>
+      <w:r>
+        <w:t xml:space="preserve">WebSearch + BSE PDF search: Indovida merger swap ratio, valuation, CCI/NCLT status (eplglobal.com merger presentation, multibagg.ai, packagingstrategies.com, scanx.trade)</w:t>
+      </w:r>
+    </w:p>
+    <w:p>
+      <w:pPr>
+        <w:pStyle w:val="ListParagraph"/>
+        <w:numPr>
+          <w:ilvl w:val="0"/>
+          <w:numId w:val="1"/>
+        </w:numPr>
+        <w:spacing w:after="60"/>
+      </w:pPr>
+      <w:r>
+        <w:t xml:space="preserve">WebFetch screener.in/company/EPL/consolidated - current price/PE/ROCE/ROE, promoter holding trend, quarterly revenue/EBITDA/PAT (last 4 quarters), borrowings</w:t>
+      </w:r>
+    </w:p>
+    <w:p>
+      <w:pPr>
+        <w:pStyle w:val="ListParagraph"/>
+        <w:numPr>
+          <w:ilvl w:val="0"/>
+          <w:numId w:val="1"/>
+        </w:numPr>
+        <w:spacing w:after="60"/>
+      </w:pPr>
+      <w:r>
+        <w:t xml:space="preserve">WebFetch multibagg.ai per-share valuation article - swap-implied Rs 339/share, 12.5x/8.1x EBITDA multiples, Goldman Sachs advisor, EY fairness opinion</w:t>
+      </w:r>
+    </w:p>
+    <w:p>
+      <w:pPr>
+        <w:pStyle w:val="ListParagraph"/>
+        <w:numPr>
+          <w:ilvl w:val="0"/>
+          <w:numId w:val="1"/>
+        </w:numPr>
+        <w:spacing w:after="60"/>
+      </w:pPr>
+      <w:r>
+        <w:t xml:space="preserve">WebSearch: Q2/Q3/Q4 FY26 results (Yahoo Finance earnings transcript, multibagg, univest, perivis, business-standard)</w:t>
+      </w:r>
+    </w:p>
+    <w:p>
+      <w:pPr>
+        <w:pStyle w:val="ListParagraph"/>
+        <w:numPr>
+          <w:ilvl w:val="0"/>
+          <w:numId w:val="1"/>
+        </w:numPr>
+        <w:spacing w:after="60"/>
+      </w:pPr>
+      <w:r>
+        <w:t xml:space="preserve">WebSearch: NCLT/shareholder-approval timeline (CCI clearance press coverage, packaging-gateway, facebook/CCI, whalesbook, scanx.trade)</w:t>
+      </w:r>
+    </w:p>
+    <w:p>
+      <w:pPr>
+        <w:spacing w:after="120"/>
+      </w:pPr>
+      <w:r>
+        <w:rPr>
+          <w:b/>
+          <w:bCs/>
+          <w:sz w:val="20"/>
+          <w:szCs w:val="20"/>
+        </w:rPr>
+        <w:t xml:space="preserve">Annual-report findings (3-year view):</w:t>
+      </w:r>
+    </w:p>
+    <w:p>
+      <w:pPr>
+        <w:pStyle w:val="ListParagraph"/>
+        <w:numPr>
+          <w:ilvl w:val="0"/>
+          <w:numId w:val="1"/>
+        </w:numPr>
+        <w:spacing w:after="60"/>
+      </w:pPr>
+      <w:r>
+        <w:t xml:space="preserve">Promoter holding dropped from 51.5% (Mar-24) to 26.38% (current) - confirmed to be Blackstone's disclosed, structured stake sale to Indorama ahead of the merger, not a distress signal; no pledge at any point</w:t>
+      </w:r>
+    </w:p>
+    <w:p>
+      <w:pPr>
+        <w:pStyle w:val="ListParagraph"/>
+        <w:numPr>
+          <w:ilvl w:val="0"/>
+          <w:numId w:val="1"/>
+        </w:numPr>
+        <w:spacing w:after="60"/>
+      </w:pPr>
+      <w:r>
+        <w:t xml:space="preserve">Borrowings ~Rs 962 Cr vs equity reserves ~Rs 2,794 Cr (Mar-26); moderate leverage, D/E broadly consistent with the prior pass</w:t>
+      </w:r>
+    </w:p>
+    <w:p>
+      <w:pPr>
+        <w:pStyle w:val="ListParagraph"/>
+        <w:numPr>
+          <w:ilvl w:val="0"/>
+          <w:numId w:val="1"/>
+        </w:numPr>
+        <w:spacing w:after="60"/>
+      </w:pPr>
+      <w:r>
+        <w:t xml:space="preserve">5-yr revenue CAGR ~9%, 5-yr profit CAGR ~10% - the through-cycle reality, now reaccelerating sharply</w:t>
+      </w:r>
+    </w:p>
+    <w:p>
+      <w:pPr>
+        <w:pStyle w:val="ListParagraph"/>
+        <w:numPr>
+          <w:ilvl w:val="0"/>
+          <w:numId w:val="1"/>
+        </w:numPr>
+        <w:spacing w:after="60"/>
+      </w:pPr>
+      <w:r>
+        <w:t xml:space="preserve">Ind-Ra placed the issuer rating on watch in Sep 2025; the specific reason could not be independently confirmed this pass (likely merger-related uncertainty, not distress)</w:t>
+      </w:r>
+    </w:p>
+    <w:p>
+      <w:pPr>
+        <w:spacing w:after="120"/>
+      </w:pPr>
+      <w:r>
+        <w:rPr>
+          <w:b/>
+          <w:bCs/>
+          <w:sz w:val="20"/>
+          <w:szCs w:val="20"/>
+        </w:rPr>
+        <w:t xml:space="preserve">Quarterly trend (last ~4 quarters + concall commentary):</w:t>
+      </w:r>
+    </w:p>
+    <w:p>
+      <w:pPr>
+        <w:pStyle w:val="ListParagraph"/>
+        <w:numPr>
+          <w:ilvl w:val="0"/>
+          <w:numId w:val="1"/>
+        </w:numPr>
+        <w:spacing w:after="60"/>
+      </w:pPr>
+      <w:r>
+        <w:t xml:space="preserve">Q2 FY26: revenue +11% YoY, EBITDA +16.1%, margin +91bps to 20.9%, PAT +19.9% YoY</w:t>
+      </w:r>
+    </w:p>
+    <w:p>
+      <w:pPr>
+        <w:pStyle w:val="ListParagraph"/>
+        <w:numPr>
+          <w:ilvl w:val="0"/>
+          <w:numId w:val="1"/>
+        </w:numPr>
+        <w:spacing w:after="60"/>
+      </w:pPr>
+      <w:r>
+        <w:t xml:space="preserve">Q4 FY26: revenue +17.6% YoY (~Rs 1,300-1,305 Cr), EBITDA +17.2% (~Rs 256-263 Cr), margin 20.2-20.4%, PAT excl. exceptionals ~flat YoY (+1.0%)</w:t>
+      </w:r>
+    </w:p>
+    <w:p>
+      <w:pPr>
+        <w:pStyle w:val="ListParagraph"/>
+        <w:numPr>
+          <w:ilvl w:val="0"/>
+          <w:numId w:val="1"/>
+        </w:numPr>
+        <w:spacing w:after="60"/>
+      </w:pPr>
+      <w:r>
+        <w:t xml:space="preserve">Q1 FY27: revenue +25.3% YoY (underlying +20% ex commodity pass-through) to ~Rs 1,388 Cr, EBITDA +15.2% to ~Rs 261 Cr, margin compressed to 18.8% (underlying 19.6%) on commodity cost pass-through lag, PAT -1.4% YoY</w:t>
+      </w:r>
+    </w:p>
+    <w:p>
+      <w:pPr>
+        <w:pStyle w:val="ListParagraph"/>
+        <w:numPr>
+          <w:ilvl w:val="0"/>
+          <w:numId w:val="1"/>
+        </w:numPr>
+        <w:spacing w:after="60"/>
+      </w:pPr>
+      <w:r>
+        <w:t xml:space="preserve">Net read: five consecutive quarters of double-digit revenue growth, but PAT growth has stalled for two straight quarters (Q4 FY26 flat, Q1 FY27 negative) despite the revenue acceleration - a genuine earnings-quality caution, not just a trailing-average issue</w:t>
+      </w:r>
+    </w:p>
+    <w:p>
+      <w:pPr>
+        <w:spacing w:after="120"/>
+      </w:pPr>
+      <w:r>
+        <w:rPr>
+          <w:b/>
+          <w:bCs/>
+          <w:sz w:val="20"/>
+          <w:szCs w:val="20"/>
+        </w:rPr>
+        <w:t xml:space="preserve">Exchange announcements (last 6 months):</w:t>
+      </w:r>
+    </w:p>
+    <w:p>
+      <w:pPr>
+        <w:pStyle w:val="ListParagraph"/>
+        <w:numPr>
+          <w:ilvl w:val="0"/>
+          <w:numId w:val="1"/>
+        </w:numPr>
+        <w:spacing w:after="60"/>
+      </w:pPr>
+      <w:r>
+        <w:t xml:space="preserve">29 Mar 2026: Board approved the Indovida merger; swap ratio 286 EPL shares per 10,000 Indovida shares, implying ~Rs 339/share for EPL at 12.5x EBITDA (Indovida at 8.1x); Goldman Sachs financial advisor, EY fairness opinion, BDO/Duff&amp;Phelps valuations</w:t>
+      </w:r>
+    </w:p>
+    <w:p>
+      <w:pPr>
+        <w:pStyle w:val="ListParagraph"/>
+        <w:numPr>
+          <w:ilvl w:val="0"/>
+          <w:numId w:val="1"/>
+        </w:numPr>
+        <w:spacing w:after="60"/>
+      </w:pPr>
+      <w:r>
+        <w:t xml:space="preserve">25 Feb-26 Mar 2026: shareholder e-voting on the three merger resolutions passed with requisite majority, including majority-of-minority approval</w:t>
+      </w:r>
+    </w:p>
+    <w:p>
+      <w:pPr>
+        <w:pStyle w:val="ListParagraph"/>
+        <w:numPr>
+          <w:ilvl w:val="0"/>
+          <w:numId w:val="1"/>
+        </w:numPr>
+        <w:spacing w:after="60"/>
+      </w:pPr>
+      <w:r>
+        <w:t xml:space="preserve">~May 2026: CCI approved the merger</w:t>
+      </w:r>
+    </w:p>
+    <w:p>
+      <w:pPr>
+        <w:pStyle w:val="ListParagraph"/>
+        <w:numPr>
+          <w:ilvl w:val="0"/>
+          <w:numId w:val="1"/>
+        </w:numPr>
+        <w:spacing w:after="60"/>
+      </w:pPr>
+      <w:r>
+        <w:t xml:space="preserve">NCLT approval, stock-exchange formalities and remaining regulatory sign-offs still pending; overall process guided at ~12 months from conditions-precedent</w:t>
+      </w:r>
+    </w:p>
+    <w:p>
+      <w:pPr>
+        <w:pStyle w:val="ListParagraph"/>
+        <w:numPr>
+          <w:ilvl w:val="0"/>
+          <w:numId w:val="1"/>
+        </w:numPr>
+        <w:spacing w:after="60"/>
+      </w:pPr>
+      <w:r>
+        <w:t xml:space="preserve">Sep 2025: Ind-Ra placed EPL's issuer rating on watch (reason not independently confirmed)</w:t>
+      </w:r>
+    </w:p>
+    <w:p>
+      <w:pPr>
+        <w:spacing w:after="120"/>
+      </w:pPr>
+      <w:r>
+        <w:rPr>
+          <w:b/>
+          <w:bCs/>
+          <w:sz w:val="20"/>
+          <w:szCs w:val="20"/>
+        </w:rPr>
+        <w:t xml:space="preserve">Key new facts vs. the prior write-up:</w:t>
+      </w:r>
+    </w:p>
+    <w:p>
+      <w:pPr>
+        <w:pStyle w:val="ListParagraph"/>
+        <w:numPr>
+          <w:ilvl w:val="0"/>
+          <w:numId w:val="1"/>
+        </w:numPr>
+        <w:spacing w:after="60"/>
+      </w:pPr>
+      <w:r>
+        <w:t xml:space="preserve">Merger has materially de-risked since board approval: CCI cleared it and minority shareholders already approved it via e-voting - a meaningfully lower completion-risk profile than at the last pass</w:t>
+      </w:r>
+    </w:p>
+    <w:p>
+      <w:pPr>
+        <w:pStyle w:val="ListParagraph"/>
+        <w:numPr>
+          <w:ilvl w:val="0"/>
+          <w:numId w:val="1"/>
+        </w:numPr>
+        <w:spacing w:after="60"/>
+      </w:pPr>
+      <w:r>
+        <w:t xml:space="preserve">Swap-implied value confirmed at ~Rs 339/share (70% premium to the pre-announcement close of ~Rs 199) vs CMP ~Rs 234 - a persisting ~45% gap even after this de-risking</w:t>
+      </w:r>
+    </w:p>
+    <w:p>
+      <w:pPr>
+        <w:pStyle w:val="ListParagraph"/>
+        <w:numPr>
+          <w:ilvl w:val="0"/>
+          <w:numId w:val="1"/>
+        </w:numPr>
+        <w:spacing w:after="60"/>
+      </w:pPr>
+      <w:r>
+        <w:t xml:space="preserve">PAT growth has stalled for two straight quarters (Q4 FY26 flat, Q1 FY27 -1.4%) despite revenue accelerating to +25.3% - commodity cost pass-through timing lag squeezing near-term margins</w:t>
+      </w:r>
+    </w:p>
+    <w:p>
+      <w:pPr>
+        <w:pStyle w:val="ListParagraph"/>
+        <w:numPr>
+          <w:ilvl w:val="0"/>
+          <w:numId w:val="1"/>
+        </w:numPr>
+        <w:spacing w:after="60"/>
+      </w:pPr>
+      <w:r>
+        <w:t xml:space="preserve">Current valuation ~18.2x P/E (screener), ROCE ~17.8% / ROE ~15.7% - quality but not cheap for a mature-category mid-cap</w:t>
+      </w:r>
+    </w:p>
+    <w:p>
+      <w:pPr>
+        <w:spacing w:after="120"/>
+      </w:pPr>
+      <w:r>
+        <w:rPr>
+          <w:b/>
+          <w:bCs/>
+          <w:sz w:val="20"/>
+          <w:szCs w:val="20"/>
+        </w:rPr>
+        <w:t xml:space="preserve">Open questions / what to watch:</w:t>
+      </w:r>
+    </w:p>
+    <w:p>
+      <w:pPr>
+        <w:pStyle w:val="ListParagraph"/>
+        <w:numPr>
+          <w:ilvl w:val="0"/>
+          <w:numId w:val="1"/>
+        </w:numPr>
+        <w:spacing w:after="60"/>
+      </w:pPr>
+      <w:r>
+        <w:t xml:space="preserve">NCLT approval date/timeline not confirmed - the deal could still slip past FY27</w:t>
+      </w:r>
+    </w:p>
+    <w:p>
+      <w:pPr>
+        <w:pStyle w:val="ListParagraph"/>
+        <w:numPr>
+          <w:ilvl w:val="0"/>
+          <w:numId w:val="1"/>
+        </w:numPr>
+        <w:spacing w:after="60"/>
+      </w:pPr>
+      <w:r>
+        <w:t xml:space="preserve">Whether the ~45% market-to-swap gap reflects genuine mispricing or a structural reason (lower India-revenue mix post-merger vs richer India-business multiples pre-merger) the community itself has debated</w:t>
+      </w:r>
+    </w:p>
+    <w:p>
+      <w:pPr>
+        <w:pStyle w:val="ListParagraph"/>
+        <w:numPr>
+          <w:ilvl w:val="0"/>
+          <w:numId w:val="1"/>
+        </w:numPr>
+        <w:spacing w:after="60"/>
+      </w:pPr>
+      <w:r>
+        <w:t xml:space="preserve">Exact reason for Ind-Ra's Sep 2025 rating watch not independently confirmed</w:t>
+      </w:r>
+    </w:p>
+    <w:p>
+      <w:pPr>
+        <w:pStyle w:val="ListParagraph"/>
+        <w:numPr>
+          <w:ilvl w:val="0"/>
+          <w:numId w:val="1"/>
+        </w:numPr>
+        <w:spacing w:after="60"/>
+      </w:pPr>
+      <w:r>
+        <w:t xml:space="preserve">Whether margin recovers toward the ~20% underlying EBITDA target as commodity pass-through catches up over the next 1-2 quarters</w:t>
+      </w:r>
+    </w:p>
+    <w:p>
+      <w:pPr>
+        <w:spacing w:after="120" w:before="120"/>
+      </w:pPr>
+      <w:r>
+        <w:rPr>
+          <w:b/>
+          <w:bCs/>
+          <w:sz w:val="20"/>
+          <w:szCs w:val="20"/>
+        </w:rPr>
+        <w:t xml:space="preserve">Conviction impact: </w:t>
+      </w:r>
+      <w:r>
+        <w:rPr>
+          <w:sz w:val="20"/>
+          <w:szCs w:val="20"/>
+        </w:rPr>
+        <w:t xml:space="preserve">Medium -&gt; Medium. Deal certainty improved materially this pass (CCI cleared, minority shareholders already approved via e-voting), which firms up the merger-arb catalyst and pushed the four_box valuation box to 'yes' (score 3.0, analyst_override applied since this is an arb value-unlock, not a business-compounding 10x case). That improvement is offset by a new negative: PAT growth has stalled for two consecutive quarters despite a sharp revenue re-acceleration, an earnings-quality flag from commodity cost pass-through timing. Net: conviction unchanged at Medium.</w:t>
+      </w:r>
+    </w:p>
+    <w:p>
+      <w:pPr>
+        <w:pStyle w:val="Heading1"/>
+        <w:spacing w:after="120" w:before="280"/>
+      </w:pPr>
+      <w:r>
+        <w:t xml:space="preserve">Guidance &amp; Expectation Gap</w:t>
+      </w:r>
+    </w:p>
+    <w:p>
+      <w:pPr>
+        <w:spacing w:after="120"/>
+      </w:pPr>
+      <w:r>
+        <w:rPr>
+          <w:i/>
+          <w:iCs/>
+          <w:color w:val="666666"/>
+          <w:sz w:val="18"/>
+          <w:szCs w:val="18"/>
+        </w:rPr>
         <w:t xml:space="preserve">Management guidance decoded into commitments, graded on the expectation → action → operational → commercial → financial ladder, then compared to what the current price appears to assume. Method: playbook/guidance-and-expectation-gap.md.</w:t>
+      </w:r>
+    </w:p>
+    <w:p>
+      <w:pPr>
+        <w:spacing w:after="120"/>
+      </w:pPr>
+      <w:r>
+        <w:rPr>
+          <w:b/>
+          <w:bCs/>
+          <w:sz w:val="20"/>
+          <w:szCs w:val="20"/>
+        </w:rPr>
+        <w:t xml:space="preserve">Commitment ladder (most-proven first):</w:t>
+      </w:r>
+    </w:p>
+    <w:tbl>
+      <w:tblPr>
+        <w:tblW w:type="dxa" w:w="9000"/>
+        <w:tblBorders>
+          <w:top w:val="single" w:color="auto" w:sz="4"/>
+          <w:left w:val="single" w:color="auto" w:sz="4"/>
+          <w:bottom w:val="single" w:color="auto" w:sz="4"/>
+          <w:right w:val="single" w:color="auto" w:sz="4"/>
+          <w:insideH w:val="single" w:color="auto" w:sz="4"/>
+          <w:insideV w:val="single" w:color="auto" w:sz="4"/>
+        </w:tblBorders>
+      </w:tblPr>
+      <w:tblGrid>
+        <w:gridCol w:w="1100"/>
+        <w:gridCol w:w="2600"/>
+        <w:gridCol w:w="2400"/>
+        <w:gridCol w:w="900"/>
+        <w:gridCol w:w="1200"/>
+        <w:gridCol w:w="800"/>
+      </w:tblGrid>
+      <w:tr>
+        <w:trPr>
+          <w:tblHeader/>
+        </w:trPr>
+        <w:tc>
+          <w:tcPr>
+            <w:tcW w:type="dxa" w:w="1100"/>
+            <w:shd w:fill="F2F2F2" w:val="clear"/>
+          </w:tcPr>
+          <w:p>
+            <w:r>
+              <w:rPr>
+                <w:b/>
+                <w:bCs/>
+                <w:sz w:val="18"/>
+                <w:szCs w:val="18"/>
+              </w:rPr>
+              <w:t xml:space="preserve">Area</w:t>
+            </w:r>
+          </w:p>
+        </w:tc>
+        <w:tc>
+          <w:tcPr>
+            <w:tcW w:type="dxa" w:w="2600"/>
+            <w:shd w:fill="F2F2F2" w:val="clear"/>
+          </w:tcPr>
+          <w:p>
+            <w:r>
+              <w:rPr>
+                <w:b/>
+                <w:bCs/>
+                <w:sz w:val="18"/>
+                <w:szCs w:val="18"/>
+              </w:rPr>
+              <w:t xml:space="preserve">Commitment</w:t>
+            </w:r>
+          </w:p>
+        </w:tc>
+        <w:tc>
+          <w:tcPr>
+            <w:tcW w:type="dxa" w:w="2400"/>
+            <w:shd w:fill="F2F2F2" w:val="clear"/>
+          </w:tcPr>
+          <w:p>
+            <w:r>
+              <w:rPr>
+                <w:b/>
+                <w:bCs/>
+                <w:sz w:val="18"/>
+                <w:szCs w:val="18"/>
+              </w:rPr>
+              <w:t xml:space="preserve">Specifics</w:t>
+            </w:r>
+          </w:p>
+        </w:tc>
+        <w:tc>
+          <w:tcPr>
+            <w:tcW w:type="dxa" w:w="900"/>
+            <w:shd w:fill="F2F2F2" w:val="clear"/>
+          </w:tcPr>
+          <w:p>
+            <w:r>
+              <w:rPr>
+                <w:b/>
+                <w:bCs/>
+                <w:sz w:val="18"/>
+                <w:szCs w:val="18"/>
+              </w:rPr>
+              <w:t xml:space="preserve">By when</w:t>
+            </w:r>
+          </w:p>
+        </w:tc>
+        <w:tc>
+          <w:tcPr>
+            <w:tcW w:type="dxa" w:w="1200"/>
+            <w:shd w:fill="F2F2F2" w:val="clear"/>
+          </w:tcPr>
+          <w:p>
+            <w:r>
+              <w:rPr>
+                <w:b/>
+                <w:bCs/>
+                <w:sz w:val="18"/>
+                <w:szCs w:val="18"/>
+              </w:rPr>
+              <w:t xml:space="preserve">Stage</w:t>
+            </w:r>
+          </w:p>
+        </w:tc>
+        <w:tc>
+          <w:tcPr>
+            <w:tcW w:type="dxa" w:w="800"/>
+            <w:shd w:fill="F2F2F2" w:val="clear"/>
+          </w:tcPr>
+          <w:p>
+            <w:r>
+              <w:rPr>
+                <w:b/>
+                <w:bCs/>
+                <w:sz w:val="18"/>
+                <w:szCs w:val="18"/>
+              </w:rPr>
+              <w:t xml:space="preserve">Thesis-critical</w:t>
+            </w:r>
+          </w:p>
+        </w:tc>
+      </w:tr>
+      <w:tr>
+        <w:tc>
+          <w:tcPr>
+            <w:tcW w:type="dxa" w:w="1100"/>
+          </w:tcPr>
+          <w:p>
+            <w:r>
+              <w:rPr>
+                <w:b w:val="false"/>
+                <w:bCs w:val="false"/>
+                <w:sz w:val="18"/>
+                <w:szCs w:val="18"/>
+              </w:rPr>
+              <w:t xml:space="preserve">strategy</w:t>
+            </w:r>
+          </w:p>
+        </w:tc>
+        <w:tc>
+          <w:tcPr>
+            <w:tcW w:type="dxa" w:w="2600"/>
+          </w:tcPr>
+          <w:p>
+            <w:r>
+              <w:rPr>
+                <w:b w:val="false"/>
+                <w:bCs w:val="false"/>
+                <w:sz w:val="18"/>
+                <w:szCs w:val="18"/>
+              </w:rPr>
+              <w:t xml:space="preserve">Complete the Indovida merger; Indorama becomes new promoter (51.8% of combined entity)</w:t>
+            </w:r>
+          </w:p>
+        </w:tc>
+        <w:tc>
+          <w:tcPr>
+            <w:tcW w:type="dxa" w:w="2400"/>
+          </w:tcPr>
+          <w:p>
+            <w:r>
+              <w:rPr>
+                <w:b w:val="false"/>
+                <w:bCs w:val="false"/>
+                <w:sz w:val="18"/>
+                <w:szCs w:val="18"/>
+              </w:rPr>
+              <w:t xml:space="preserve">swap ratio 286 EPL shares per 10,000 Indovida shares, implying ~Rs 339/share for EPL at 12.5x EBITDA (Indovida at 8.1x); Goldman Sachs advisor, EY fairness opinion, BDO/Duff&amp;Phelps valuations</w:t>
+            </w:r>
+          </w:p>
+        </w:tc>
+        <w:tc>
+          <w:tcPr>
+            <w:tcW w:type="dxa" w:w="900"/>
+          </w:tcPr>
+          <w:p>
+            <w:r>
+              <w:rPr>
+                <w:b w:val="false"/>
+                <w:bCs w:val="false"/>
+                <w:sz w:val="18"/>
+                <w:szCs w:val="18"/>
+              </w:rPr>
+              <w:t xml:space="preserve">12M</w:t>
+            </w:r>
+          </w:p>
+        </w:tc>
+        <w:tc>
+          <w:tcPr>
+            <w:tcW w:type="dxa" w:w="1200"/>
+          </w:tcPr>
+          <w:p>
+            <w:r>
+              <w:rPr>
+                <w:b w:val="false"/>
+                <w:bCs w:val="false"/>
+                <w:sz w:val="18"/>
+                <w:szCs w:val="18"/>
+              </w:rPr>
+              <w:t xml:space="preserve">action</w:t>
+            </w:r>
+          </w:p>
+        </w:tc>
+        <w:tc>
+          <w:tcPr>
+            <w:tcW w:type="dxa" w:w="800"/>
+          </w:tcPr>
+          <w:p>
+            <w:r>
+              <w:rPr>
+                <w:b w:val="false"/>
+                <w:bCs w:val="false"/>
+                <w:sz w:val="18"/>
+                <w:szCs w:val="18"/>
+              </w:rPr>
+              <w:t xml:space="preserve">yes</w:t>
+            </w:r>
+          </w:p>
+        </w:tc>
+      </w:tr>
+      <w:tr>
+        <w:tc>
+          <w:tcPr>
+            <w:tcW w:type="dxa" w:w="1100"/>
+          </w:tcPr>
+          <w:p>
+            <w:r>
+              <w:rPr>
+                <w:b w:val="false"/>
+                <w:bCs w:val="false"/>
+                <w:sz w:val="18"/>
+                <w:szCs w:val="18"/>
+              </w:rPr>
+              <w:t xml:space="preserve">margin</w:t>
+            </w:r>
+          </w:p>
+        </w:tc>
+        <w:tc>
+          <w:tcPr>
+            <w:tcW w:type="dxa" w:w="2600"/>
+          </w:tcPr>
+          <w:p>
+            <w:r>
+              <w:rPr>
+                <w:b w:val="false"/>
+                <w:bCs w:val="false"/>
+                <w:sz w:val="18"/>
+                <w:szCs w:val="18"/>
+              </w:rPr>
+              <w:t xml:space="preserve">Hold underlying EBITDA margin near ~20% despite commodity cost pass-through squeeze</w:t>
+            </w:r>
+          </w:p>
+        </w:tc>
+        <w:tc>
+          <w:tcPr>
+            <w:tcW w:type="dxa" w:w="2400"/>
+          </w:tcPr>
+          <w:p>
+            <w:r>
+              <w:rPr>
+                <w:b w:val="false"/>
+                <w:bCs w:val="false"/>
+                <w:sz w:val="18"/>
+                <w:szCs w:val="18"/>
+              </w:rPr>
+              <w:t xml:space="preserve">Q1 FY27 underlying margin 19.6% vs reported 18.8%; Q4 FY26 margin was 20.2-20.4%</w:t>
+            </w:r>
+          </w:p>
+        </w:tc>
+        <w:tc>
+          <w:tcPr>
+            <w:tcW w:type="dxa" w:w="900"/>
+          </w:tcPr>
+          <w:p>
+            <w:r>
+              <w:rPr>
+                <w:b w:val="false"/>
+                <w:bCs w:val="false"/>
+                <w:sz w:val="18"/>
+                <w:szCs w:val="18"/>
+              </w:rPr>
+              <w:t xml:space="preserve">FY27</w:t>
+            </w:r>
+          </w:p>
+        </w:tc>
+        <w:tc>
+          <w:tcPr>
+            <w:tcW w:type="dxa" w:w="1200"/>
+          </w:tcPr>
+          <w:p>
+            <w:r>
+              <w:rPr>
+                <w:b w:val="false"/>
+                <w:bCs w:val="false"/>
+                <w:sz w:val="18"/>
+                <w:szCs w:val="18"/>
+              </w:rPr>
+              <w:t xml:space="preserve">expectation</w:t>
+            </w:r>
+          </w:p>
+        </w:tc>
+        <w:tc>
+          <w:tcPr>
+            <w:tcW w:type="dxa" w:w="800"/>
+          </w:tcPr>
+          <w:p>
+            <w:r>
+              <w:rPr>
+                <w:b w:val="false"/>
+                <w:bCs w:val="false"/>
+                <w:sz w:val="18"/>
+                <w:szCs w:val="18"/>
+              </w:rPr>
+              <w:t xml:space="preserve">yes</w:t>
+            </w:r>
+          </w:p>
+        </w:tc>
+      </w:tr>
+      <w:tr>
+        <w:tc>
+          <w:tcPr>
+            <w:tcW w:type="dxa" w:w="1100"/>
+          </w:tcPr>
+          <w:p>
+            <w:r>
+              <w:rPr>
+                <w:b w:val="false"/>
+                <w:bCs w:val="false"/>
+                <w:sz w:val="18"/>
+                <w:szCs w:val="18"/>
+              </w:rPr>
+              <w:t xml:space="preserve">growth</w:t>
+            </w:r>
+          </w:p>
+        </w:tc>
+        <w:tc>
+          <w:tcPr>
+            <w:tcW w:type="dxa" w:w="2600"/>
+          </w:tcPr>
+          <w:p>
+            <w:r>
+              <w:rPr>
+                <w:b w:val="false"/>
+                <w:bCs w:val="false"/>
+                <w:sz w:val="18"/>
+                <w:szCs w:val="18"/>
+              </w:rPr>
+              <w:t xml:space="preserve">Revenue growth guidance raised to high-teens for coming quarters</w:t>
+            </w:r>
+          </w:p>
+        </w:tc>
+        <w:tc>
+          <w:tcPr>
+            <w:tcW w:type="dxa" w:w="2400"/>
+          </w:tcPr>
+          <w:p>
+            <w:r>
+              <w:rPr>
+                <w:b w:val="false"/>
+                <w:bCs w:val="false"/>
+                <w:sz w:val="18"/>
+                <w:szCs w:val="18"/>
+              </w:rPr>
+              <w:t xml:space="preserve">five consecutive quarters of double-digit growth; Q1 FY27 +25.3% reported / +20% underlying</w:t>
+            </w:r>
+          </w:p>
+        </w:tc>
+        <w:tc>
+          <w:tcPr>
+            <w:tcW w:type="dxa" w:w="900"/>
+          </w:tcPr>
+          <w:p>
+            <w:r>
+              <w:rPr>
+                <w:b w:val="false"/>
+                <w:bCs w:val="false"/>
+                <w:sz w:val="18"/>
+                <w:szCs w:val="18"/>
+              </w:rPr>
+              <w:t xml:space="preserve">FY27</w:t>
+            </w:r>
+          </w:p>
+        </w:tc>
+        <w:tc>
+          <w:tcPr>
+            <w:tcW w:type="dxa" w:w="1200"/>
+          </w:tcPr>
+          <w:p>
+            <w:r>
+              <w:rPr>
+                <w:b w:val="false"/>
+                <w:bCs w:val="false"/>
+                <w:sz w:val="18"/>
+                <w:szCs w:val="18"/>
+              </w:rPr>
+              <w:t xml:space="preserve">financial</w:t>
+            </w:r>
+          </w:p>
+        </w:tc>
+        <w:tc>
+          <w:tcPr>
+            <w:tcW w:type="dxa" w:w="800"/>
+          </w:tcPr>
+          <w:p>
+            <w:r>
+              <w:rPr>
+                <w:b w:val="false"/>
+                <w:bCs w:val="false"/>
+                <w:sz w:val="18"/>
+                <w:szCs w:val="18"/>
+              </w:rPr>
+              <w:t xml:space="preserve"/>
+            </w:r>
+          </w:p>
+        </w:tc>
+      </w:tr>
+    </w:tbl>
+    <w:p>
+      <w:pPr>
+        <w:spacing w:after="60" w:before="120"/>
+      </w:pPr>
+      <w:r>
+        <w:rPr>
+          <w:b/>
+          <w:bCs/>
+          <w:sz w:val="20"/>
+          <w:szCs w:val="20"/>
+        </w:rPr>
+        <w:t xml:space="preserve">Earnings chain: </w:t>
+      </w:r>
+      <w:r>
+        <w:rPr>
+          <w:b w:val="false"/>
+          <w:bCs w:val="false"/>
+          <w:sz w:val="20"/>
+          <w:szCs w:val="20"/>
+        </w:rPr>
+        <w:t xml:space="preserve">global oral-care/beauty tube demand + Indovida rigid-packaging diversification</w:t>
+      </w:r>
+      <w:r>
+        <w:rPr>
+          <w:color w:val="666666"/>
+          <w:sz w:val="20"/>
+          <w:szCs w:val="20"/>
+        </w:rPr>
+        <w:t xml:space="preserve"> → </w:t>
+      </w:r>
+      <w:r>
+        <w:rPr>
+          <w:b w:val="false"/>
+          <w:bCs w:val="false"/>
+          <w:sz w:val="20"/>
+          <w:szCs w:val="20"/>
+        </w:rPr>
+        <w:t xml:space="preserve">volume/price realisation across geographies</w:t>
+      </w:r>
+      <w:r>
+        <w:rPr>
+          <w:color w:val="666666"/>
+          <w:sz w:val="20"/>
+          <w:szCs w:val="20"/>
+        </w:rPr>
+        <w:t xml:space="preserve"> → </w:t>
+      </w:r>
+      <w:r>
+        <w:rPr>
+          <w:b w:val="false"/>
+          <w:bCs w:val="false"/>
+          <w:sz w:val="20"/>
+          <w:szCs w:val="20"/>
+        </w:rPr>
+        <w:t xml:space="preserve">revenue growth (5 straight quarters double-digit)</w:t>
+      </w:r>
+      <w:r>
+        <w:rPr>
+          <w:color w:val="666666"/>
+          <w:sz w:val="20"/>
+          <w:szCs w:val="20"/>
+        </w:rPr>
+        <w:t xml:space="preserve"> → </w:t>
+      </w:r>
+      <w:r>
+        <w:rPr>
+          <w:b w:val="false"/>
+          <w:bCs w:val="false"/>
+          <w:sz w:val="20"/>
+          <w:szCs w:val="20"/>
+        </w:rPr>
+        <w:t xml:space="preserve">commodity cost pass-through timing</w:t>
+      </w:r>
+      <w:r>
+        <w:rPr>
+          <w:color w:val="666666"/>
+          <w:sz w:val="20"/>
+          <w:szCs w:val="20"/>
+        </w:rPr>
+        <w:t xml:space="preserve"> → </w:t>
+      </w:r>
+      <w:r>
+        <w:rPr>
+          <w:b w:val="false"/>
+          <w:bCs w:val="false"/>
+          <w:sz w:val="20"/>
+          <w:szCs w:val="20"/>
+        </w:rPr>
+        <w:t xml:space="preserve">EBITDA margin (target ~20% underlying)</w:t>
+      </w:r>
+      <w:r>
+        <w:rPr>
+          <w:color w:val="666666"/>
+          <w:sz w:val="20"/>
+          <w:szCs w:val="20"/>
+        </w:rPr>
+        <w:t xml:space="preserve"> → </w:t>
+      </w:r>
+      <w:r>
+        <w:rPr>
+          <w:b w:val="false"/>
+          <w:bCs w:val="false"/>
+          <w:sz w:val="20"/>
+          <w:szCs w:val="20"/>
+        </w:rPr>
+        <w:t xml:space="preserve">PAT</w:t>
+      </w:r>
+    </w:p>
+    <w:p>
+      <w:pPr>
+        <w:spacing w:after="120"/>
+      </w:pPr>
+      <w:r>
+        <w:rPr>
+          <w:color w:val="666666"/>
+          <w:sz w:val="18"/>
+          <w:szCs w:val="18"/>
+        </w:rPr>
+        <w:t xml:space="preserve">Bottleneck link: commodity cost pass-through timing lag.</w:t>
+      </w:r>
+    </w:p>
+    <w:p>
+      <w:pPr>
+        <w:spacing w:after="120"/>
+      </w:pPr>
+      <w:r>
+        <w:rPr>
+          <w:color w:val="666666"/>
+          <w:sz w:val="18"/>
+          <w:szCs w:val="18"/>
+        </w:rPr>
+        <w:t xml:space="preserve">Operating leverage: unclear - revenue is accelerating sharply but PAT has stalled for two straight quarters, so leverage isn't showing through yet</w:t>
+      </w:r>
+    </w:p>
+    <w:p>
+      <w:pPr>
+        <w:spacing w:after="120"/>
+      </w:pPr>
+      <w:r>
+        <w:rPr>
+          <w:color w:val="666666"/>
+          <w:sz w:val="18"/>
+          <w:szCs w:val="18"/>
+        </w:rPr>
+        <w:t xml:space="preserve">Evidenced: global oral-care/beauty tube demand + Indovida rigid-packaging diversification; revenue growth (5 straight quarters double-digit). Still assumed: commodity cost pass-through timing; EBITDA margin (target ~20% underlying); PAT.</w:t>
       </w:r>
     </w:p>
     <w:p>
@@ -329,7 +1392,7 @@
           </w:tcPr>
           <w:p>
             <w:r>
-              <w:t xml:space="preserve">2026-09-09</w:t>
+              <w:t xml:space="preserve">2026-09-18</w:t>
             </w:r>
           </w:p>
         </w:tc>
@@ -356,7 +1419,7 @@
           </w:tcPr>
           <w:p>
             <w:r>
-              <w:t xml:space="preserve">Rs 247 · 19.2x P/E</w:t>
+              <w:t xml:space="preserve">Rs 234 · 18.2x P/E</w:t>
             </w:r>
           </w:p>
         </w:tc>
@@ -410,7 +1473,7 @@
           </w:tcPr>
           <w:p>
             <w:r>
-              <w:t xml:space="preserve">~19x TTM on an ~18% ROCE steady mid-cap implies ~10-12% EPS CAGR FY26-28 at an 18-20x exit</w:t>
+              <w:t xml:space="preserve">~18x trailing on an ~18% ROCE steady mid-cap implies roughly 8-10% EPS CAGR FY26-28 at an 18-20x exit - modest, in line with the 9-10% 5yr CAGR history</w:t>
             </w:r>
           </w:p>
         </w:tc>
@@ -437,7 +1500,7 @@
           </w:tcPr>
           <w:p>
             <w:r>
-              <w:t xml:space="preserve">revenue high-single to low-double-digit, OPM ~20%, PAT low-teens growth; Indorama/Indovida merger accretion is the swing factor</w:t>
+              <w:t xml:space="preserve">revenue high-teens per raised guidance, underlying EBITDA margin trending back toward the ~20% target as commodity pass-through catches up, PAT growth resuming after two flat/negative quarters</w:t>
             </w:r>
           </w:p>
         </w:tc>
@@ -464,7 +1527,7 @@
           </w:tcPr>
           <w:p>
             <w:r>
-              <w:t xml:space="preserve">merger integration benefits plus laminated-tube share gains; steady compounder economics</w:t>
+              <w:t xml:space="preserve">Indovida integration (post-NCLT) adds rigid-packaging revenue and potential synergies; steady compounder economics unless the merger completion triggers a re-rating toward the swap-implied value</w:t>
             </w:r>
           </w:p>
         </w:tc>
@@ -572,7 +1635,7 @@
           </w:tcPr>
           <w:p>
             <w:r>
-              <w:t xml:space="preserve">the board-approved Indovida merger (swap price implying ~Rs 339/share) is a real value-unlock not fully in the ~19x standalone multiple; but this is an ~18% ROCE mid-cap, not a 10x setup</w:t>
+              <w:t xml:space="preserve">the merger swap value (~Rs 339/share) implies ~45% upside to CMP (~Rs 234) even after CCI clearance and minority-shareholder e-voting approval - not fully priced given residual NCLT/completion risk, but the community's own skepticism about deal fairness (lower India-revenue mix post-merger vs pre-merger EPL) caps how much of that gap is genuinely free value</w:t>
             </w:r>
           </w:p>
         </w:tc>
@@ -599,7 +1662,7 @@
           </w:tcPr>
           <w:p>
             <w:r>
-              <w:t xml:space="preserve">moderate</w:t>
+              <w:t xml:space="preserve">weak</w:t>
             </w:r>
           </w:p>
         </w:tc>
@@ -622,6 +1685,35 @@
     </w:p>
     <w:p>
       <w:pPr>
+        <w:spacing w:after="120" w:before="120"/>
+      </w:pPr>
+      <w:r>
+        <w:rPr>
+          <w:b/>
+          <w:bCs/>
+          <w:sz w:val="20"/>
+          <w:szCs w:val="20"/>
+        </w:rPr>
+        <w:t xml:space="preserve">Catalyst: </w:t>
+      </w:r>
+      <w:r>
+        <w:rPr>
+          <w:sz w:val="20"/>
+          <w:szCs w:val="20"/>
+        </w:rPr>
+        <w:t xml:space="preserve">NCLT approval and Indovida merger completion (Indorama becomes promoter); Q2/Q3 FY27 margin prints showing commodity pass-through catching up to the ~20% underlying EBITDA target</w:t>
+      </w:r>
+      <w:r>
+        <w:rPr>
+          <w:color w:val="666666"/>
+          <w:sz w:val="18"/>
+          <w:szCs w:val="18"/>
+        </w:rPr>
+        <w:t xml:space="preserve"> (window ~9M from 2026-09-18; undated; evidence med; pending)</w:t>
+      </w:r>
+    </w:p>
+    <w:p>
+      <w:pPr>
         <w:pStyle w:val="Heading1"/>
         <w:spacing w:after="120" w:before="280"/>
       </w:pPr>
@@ -655,7 +1747,7 @@
           <w:sz w:val="20"/>
           <w:szCs w:val="20"/>
         </w:rPr>
-        <w:t xml:space="preserve">Quality metrics (ROCE · debt · FCF · margin · capex):</w:t>
+        <w:t xml:space="preserve">Value chain &amp; supply side:</w:t>
       </w:r>
     </w:p>
     <w:tbl>
@@ -686,178 +1778,130 @@
                 <w:b/>
                 <w:bCs/>
               </w:rPr>
-              <w:t xml:space="preserve">Assessment</w:t>
-            </w:r>
-          </w:p>
-        </w:tc>
-        <w:tc>
-          <w:tcPr>
-            <w:tcW w:type="dxa" w:w="5800"/>
-          </w:tcPr>
-          <w:p>
-            <w:r>
-              <w:t xml:space="preserve">positive</w:t>
-            </w:r>
-          </w:p>
-        </w:tc>
-      </w:tr>
-      <w:tr>
-        <w:tc>
-          <w:tcPr>
-            <w:tcW w:type="dxa" w:w="3200"/>
-            <w:shd w:fill="F2F2F2" w:val="clear"/>
-          </w:tcPr>
-          <w:p>
-            <w:r>
-              <w:rPr>
-                <w:b/>
-                <w:bCs/>
-              </w:rPr>
-              <w:t xml:space="preserve">ROCE</w:t>
-            </w:r>
-          </w:p>
-        </w:tc>
-        <w:tc>
-          <w:tcPr>
-            <w:tcW w:type="dxa" w:w="5800"/>
-          </w:tcPr>
-          <w:p>
-            <w:r>
-              <w:t xml:space="preserve">18% (improving)</w:t>
-            </w:r>
-          </w:p>
-        </w:tc>
-      </w:tr>
-      <w:tr>
-        <w:tc>
-          <w:tcPr>
-            <w:tcW w:type="dxa" w:w="3200"/>
-            <w:shd w:fill="F2F2F2" w:val="clear"/>
-          </w:tcPr>
-          <w:p>
-            <w:r>
-              <w:rPr>
-                <w:b/>
-                <w:bCs/>
-              </w:rPr>
-              <w:t xml:space="preserve">Leverage</w:t>
-            </w:r>
-          </w:p>
-        </w:tc>
-        <w:tc>
-          <w:tcPr>
-            <w:tcW w:type="dxa" w:w="5800"/>
-          </w:tcPr>
-          <w:p>
-            <w:r>
-              <w:t xml:space="preserve">Net debt/EBITDA 1x</w:t>
-            </w:r>
-          </w:p>
-        </w:tc>
-      </w:tr>
-      <w:tr>
-        <w:tc>
-          <w:tcPr>
-            <w:tcW w:type="dxa" w:w="3200"/>
-            <w:shd w:fill="F2F2F2" w:val="clear"/>
-          </w:tcPr>
-          <w:p>
-            <w:r>
-              <w:rPr>
-                <w:b/>
-                <w:bCs/>
-              </w:rPr>
-              <w:t xml:space="preserve">FCF conversion</w:t>
-            </w:r>
-          </w:p>
-        </w:tc>
-        <w:tc>
-          <w:tcPr>
-            <w:tcW w:type="dxa" w:w="5800"/>
-          </w:tcPr>
-          <w:p>
-            <w:r>
-              <w:t xml:space="preserve">37%</w:t>
-            </w:r>
-          </w:p>
-        </w:tc>
-      </w:tr>
-      <w:tr>
-        <w:tc>
-          <w:tcPr>
-            <w:tcW w:type="dxa" w:w="3200"/>
-            <w:shd w:fill="F2F2F2" w:val="clear"/>
-          </w:tcPr>
-          <w:p>
-            <w:r>
-              <w:rPr>
-                <w:b/>
-                <w:bCs/>
-              </w:rPr>
-              <w:t xml:space="preserve">Margin trend</w:t>
-            </w:r>
-          </w:p>
-        </w:tc>
-        <w:tc>
-          <w:tcPr>
-            <w:tcW w:type="dxa" w:w="5800"/>
-          </w:tcPr>
-          <w:p>
-            <w:r>
-              <w:t xml:space="preserve">expanding</w:t>
-            </w:r>
-          </w:p>
-        </w:tc>
-      </w:tr>
-      <w:tr>
-        <w:tc>
-          <w:tcPr>
-            <w:tcW w:type="dxa" w:w="3200"/>
-            <w:shd w:fill="F2F2F2" w:val="clear"/>
-          </w:tcPr>
-          <w:p>
-            <w:r>
-              <w:rPr>
-                <w:b/>
-                <w:bCs/>
-              </w:rPr>
-              <w:t xml:space="preserve">Capex efficiency</w:t>
-            </w:r>
-          </w:p>
-        </w:tc>
-        <w:tc>
-          <w:tcPr>
-            <w:tcW w:type="dxa" w:w="5800"/>
-          </w:tcPr>
-          <w:p>
-            <w:r>
-              <w:t xml:space="preserve">productive</w:t>
+              <w:t xml:space="preserve">Theme</w:t>
+            </w:r>
+          </w:p>
+        </w:tc>
+        <w:tc>
+          <w:tcPr>
+            <w:tcW w:type="dxa" w:w="5800"/>
+          </w:tcPr>
+          <w:p>
+            <w:r>
+              <w:t xml:space="preserve">global laminated-tube / rigid packaging (oral care, beauty, pharma)</w:t>
+            </w:r>
+          </w:p>
+        </w:tc>
+      </w:tr>
+      <w:tr>
+        <w:tc>
+          <w:tcPr>
+            <w:tcW w:type="dxa" w:w="3200"/>
+            <w:shd w:fill="F2F2F2" w:val="clear"/>
+          </w:tcPr>
+          <w:p>
+            <w:r>
+              <w:rPr>
+                <w:b/>
+                <w:bCs/>
+              </w:rPr>
+              <w:t xml:space="preserve">This company's position</w:t>
+            </w:r>
+          </w:p>
+        </w:tc>
+        <w:tc>
+          <w:tcPr>
+            <w:tcW w:type="dxa" w:w="5800"/>
+          </w:tcPr>
+          <w:p>
+            <w:r>
+              <w:t xml:space="preserve">world's largest laminated-tube maker with entrenched oral-care/beauty OEM relationships, diversifying into rigid packaging via Indovida</w:t>
+            </w:r>
+          </w:p>
+        </w:tc>
+      </w:tr>
+      <w:tr>
+        <w:tc>
+          <w:tcPr>
+            <w:tcW w:type="dxa" w:w="3200"/>
+            <w:shd w:fill="F2F2F2" w:val="clear"/>
+          </w:tcPr>
+          <w:p>
+            <w:r>
+              <w:rPr>
+                <w:b/>
+                <w:bCs/>
+              </w:rPr>
+              <w:t xml:space="preserve">Bottleneck node (pricing power)</w:t>
+            </w:r>
+          </w:p>
+        </w:tc>
+        <w:tc>
+          <w:tcPr>
+            <w:tcW w:type="dxa" w:w="5800"/>
+          </w:tcPr>
+          <w:p>
+            <w:r>
+              <w:t xml:space="preserve">NCLT/merger completion timeline</w:t>
+            </w:r>
+          </w:p>
+        </w:tc>
+      </w:tr>
+      <w:tr>
+        <w:tc>
+          <w:tcPr>
+            <w:tcW w:type="dxa" w:w="3200"/>
+            <w:shd w:fill="F2F2F2" w:val="clear"/>
+          </w:tcPr>
+          <w:p>
+            <w:r>
+              <w:rPr>
+                <w:b/>
+                <w:bCs/>
+              </w:rPr>
+              <w:t xml:space="preserve">Supply-side status</w:t>
+            </w:r>
+          </w:p>
+        </w:tc>
+        <w:tc>
+          <w:tcPr>
+            <w:tcW w:type="dxa" w:w="5800"/>
+          </w:tcPr>
+          <w:p>
+            <w:r>
+              <w:t xml:space="preserve">consolidating</w:t>
+            </w:r>
+          </w:p>
+        </w:tc>
+      </w:tr>
+      <w:tr>
+        <w:tc>
+          <w:tcPr>
+            <w:tcW w:type="dxa" w:w="3200"/>
+            <w:shd w:fill="F2F2F2" w:val="clear"/>
+          </w:tcPr>
+          <w:p>
+            <w:r>
+              <w:rPr>
+                <w:b/>
+                <w:bCs/>
+              </w:rPr>
+              <w:t xml:space="preserve">Adjacent-node peers</w:t>
+            </w:r>
+          </w:p>
+        </w:tc>
+        <w:tc>
+          <w:tcPr>
+            <w:tcW w:type="dxa" w:w="5800"/>
+          </w:tcPr>
+          <w:p>
+            <w:r>
+              <w:t xml:space="preserve">Huhtamaki, Amcor, Cosmo First, Uflex</w:t>
             </w:r>
           </w:p>
         </w:tc>
       </w:tr>
     </w:tbl>
-    <w:p>
-      <w:pPr>
-        <w:spacing w:after="60" w:before="120"/>
-      </w:pPr>
-      <w:r>
-        <w:rPr>
-          <w:b/>
-          <w:bCs/>
-          <w:sz w:val="20"/>
-          <w:szCs w:val="20"/>
-        </w:rPr>
-        <w:t xml:space="preserve">Track record (Coffee Can persistence check): </w:t>
-      </w:r>
-      <w:r>
-        <w:rPr>
-          <w:sz w:val="20"/>
-          <w:szCs w:val="20"/>
-        </w:rPr>
-        <w:t xml:space="preserve">cleared revenue growth ≥10% AND ROCE ≥15% in 4 of the last 11 years (consistency_score 36)</w:t>
-      </w:r>
-    </w:p>
     <w:p>
       <w:pPr>
         <w:spacing w:after="120"/>
@@ -868,6 +1912,532 @@
           <w:sz w:val="18"/>
           <w:szCs w:val="18"/>
         </w:rPr>
+        <w:t xml:space="preserve">The merger is itself an industry-consolidation move, combining two packaging players under one incoming promoter (Indorama); that typically favours the surviving larger entity's pricing power, though integration execution risk is real.</w:t>
+      </w:r>
+    </w:p>
+    <w:p>
+      <w:pPr>
+        <w:spacing w:after="60" w:before="120"/>
+      </w:pPr>
+      <w:r>
+        <w:rPr>
+          <w:b/>
+          <w:bCs/>
+          <w:sz w:val="20"/>
+          <w:szCs w:val="20"/>
+        </w:rPr>
+        <w:t xml:space="preserve">Earnings quality: </w:t>
+      </w:r>
+      <w:r>
+        <w:rPr>
+          <w:sz w:val="20"/>
+          <w:szCs w:val="20"/>
+        </w:rPr>
+        <w:t xml:space="preserve">margin driver mixed</w:t>
+      </w:r>
+      <w:r>
+        <w:rPr>
+          <w:b/>
+          <w:bCs/>
+          <w:color w:val="A32020"/>
+          <w:sz w:val="20"/>
+          <w:szCs w:val="20"/>
+        </w:rPr>
+        <w:t xml:space="preserve"/>
+      </w:r>
+    </w:p>
+    <w:p>
+      <w:pPr>
+        <w:spacing w:after="120"/>
+      </w:pPr>
+      <w:r>
+        <w:rPr>
+          <w:color w:val="666666"/>
+          <w:sz w:val="18"/>
+          <w:szCs w:val="18"/>
+        </w:rPr>
+        <w:t xml:space="preserve">Drivers: commodity (crude/aluminium) cost pass-through timing lag; volume growth/scale; FX and geography mix; Indovida integration once completed.</w:t>
+      </w:r>
+    </w:p>
+    <w:p>
+      <w:pPr>
+        <w:spacing w:after="120"/>
+      </w:pPr>
+      <w:r>
+        <w:rPr>
+          <w:color w:val="666666"/>
+          <w:sz w:val="18"/>
+          <w:szCs w:val="18"/>
+        </w:rPr>
+        <w:t xml:space="preserve">Reported EBITDA margin compressed to 18.8% in Q1 FY27 from 20.2-20.4% in Q4 FY26 on a commodity cost pass-through lag; underlying margin (ex the pass-through effect) was 19.6%, close to management's ~20% through-cycle target. Not a peak-margin risk - current margin is below normalised, not above.</w:t>
+      </w:r>
+    </w:p>
+    <w:p>
+      <w:pPr>
+        <w:spacing w:after="60" w:before="120"/>
+      </w:pPr>
+      <w:r>
+        <w:rPr>
+          <w:b/>
+          <w:bCs/>
+          <w:sz w:val="20"/>
+          <w:szCs w:val="20"/>
+        </w:rPr>
+        <w:t xml:space="preserve">Growth trajectory: </w:t>
+      </w:r>
+      <w:r>
+        <w:rPr>
+          <w:b w:val="false"/>
+          <w:bCs w:val="false"/>
+          <w:sz w:val="20"/>
+          <w:szCs w:val="20"/>
+        </w:rPr>
+        <w:t xml:space="preserve">YoY growth rate is accelerating</w:t>
+      </w:r>
+    </w:p>
+    <w:p>
+      <w:pPr>
+        <w:spacing w:after="120"/>
+      </w:pPr>
+      <w:r>
+        <w:rPr>
+          <w:color w:val="666666"/>
+          <w:sz w:val="18"/>
+          <w:szCs w:val="18"/>
+        </w:rPr>
+        <w:t xml:space="preserve">YoY revenue growth oldest-&gt;newest: Q2 FY26 +11%, Q3 FY26 continued double-digit growth, Q4 FY26 +17.6%, Q1 FY27 +25.3% reported / +20% underlying - five consecutive quarters of double-digit growth, guidance raised to high-teens. But YoY PAT growth diverged over the same stretch: Q2 FY26 +19.9%, Q4 FY26 ~flat (+1%), Q1 FY27 -1.4% - a genuine revenue/profit divergence.</w:t>
+      </w:r>
+    </w:p>
+    <w:p>
+      <w:pPr>
+        <w:spacing w:after="120"/>
+      </w:pPr>
+      <w:r>
+        <w:rPr>
+          <w:color w:val="666666"/>
+          <w:sz w:val="18"/>
+          <w:szCs w:val="18"/>
+        </w:rPr>
+        <w:t xml:space="preserve">Reverse P/E: ~18x trailing needs only ~8-10% EPS CAGR FY26-28 at an 18-20x exit - modest versus the 5yr 9-10% CAGR history; the recent revenue acceleration is real but hasn't yet shown up in EPS growth.</w:t>
+      </w:r>
+    </w:p>
+    <w:p>
+      <w:pPr>
+        <w:spacing w:after="120"/>
+      </w:pPr>
+      <w:r>
+        <w:rPr>
+          <w:b/>
+          <w:bCs/>
+          <w:sz w:val="20"/>
+          <w:szCs w:val="20"/>
+        </w:rPr>
+        <w:t xml:space="preserve">Management quality (TVGP's "P"):</w:t>
+      </w:r>
+    </w:p>
+    <w:tbl>
+      <w:tblPr>
+        <w:tblW w:type="dxa" w:w="9000"/>
+        <w:tblBorders>
+          <w:top w:val="single" w:color="auto" w:sz="4"/>
+          <w:left w:val="single" w:color="auto" w:sz="4"/>
+          <w:bottom w:val="single" w:color="auto" w:sz="4"/>
+          <w:right w:val="single" w:color="auto" w:sz="4"/>
+          <w:insideH w:val="single" w:color="auto" w:sz="4"/>
+          <w:insideV w:val="single" w:color="auto" w:sz="4"/>
+        </w:tblBorders>
+      </w:tblPr>
+      <w:tblGrid>
+        <w:gridCol w:w="3200"/>
+        <w:gridCol w:w="5800"/>
+      </w:tblGrid>
+      <w:tr>
+        <w:tc>
+          <w:tcPr>
+            <w:tcW w:type="dxa" w:w="3200"/>
+            <w:shd w:fill="F2F2F2" w:val="clear"/>
+          </w:tcPr>
+          <w:p>
+            <w:r>
+              <w:rPr>
+                <w:b/>
+                <w:bCs/>
+              </w:rPr>
+              <w:t xml:space="preserve">Assessment</w:t>
+            </w:r>
+          </w:p>
+        </w:tc>
+        <w:tc>
+          <w:tcPr>
+            <w:tcW w:type="dxa" w:w="5800"/>
+          </w:tcPr>
+          <w:p>
+            <w:r>
+              <w:t xml:space="preserve">neutral</w:t>
+            </w:r>
+          </w:p>
+        </w:tc>
+      </w:tr>
+      <w:tr>
+        <w:tc>
+          <w:tcPr>
+            <w:tcW w:type="dxa" w:w="3200"/>
+            <w:shd w:fill="F2F2F2" w:val="clear"/>
+          </w:tcPr>
+          <w:p>
+            <w:r>
+              <w:rPr>
+                <w:b/>
+                <w:bCs/>
+              </w:rPr>
+              <w:t xml:space="preserve">Capital allocation</w:t>
+            </w:r>
+          </w:p>
+        </w:tc>
+        <w:tc>
+          <w:tcPr>
+            <w:tcW w:type="dxa" w:w="5800"/>
+          </w:tcPr>
+          <w:p>
+            <w:r>
+              <w:t xml:space="preserve">Blackstone (outgoing PE promoter) structured a phased stake sale to Indorama ahead of the merger (promoter holding fell from 51.5% to 26.38%); Indorama pays a 12.5x EBITDA / ~Rs 339-per-share swap valuation, a 70% premium to the pre-announcement price - a promoter-transition event rather than an organic capital-allocation decision by incumbent management. (unclear)</w:t>
+            </w:r>
+          </w:p>
+        </w:tc>
+      </w:tr>
+      <w:tr>
+        <w:tc>
+          <w:tcPr>
+            <w:tcW w:type="dxa" w:w="3200"/>
+            <w:shd w:fill="F2F2F2" w:val="clear"/>
+          </w:tcPr>
+          <w:p>
+            <w:r>
+              <w:rPr>
+                <w:b/>
+                <w:bCs/>
+              </w:rPr>
+              <w:t xml:space="preserve">Related-party trend</w:t>
+            </w:r>
+          </w:p>
+        </w:tc>
+        <w:tc>
+          <w:tcPr>
+            <w:tcW w:type="dxa" w:w="5800"/>
+          </w:tcPr>
+          <w:p>
+            <w:r>
+              <w:t xml:space="preserve">unclear</w:t>
+            </w:r>
+          </w:p>
+        </w:tc>
+      </w:tr>
+      <w:tr>
+        <w:tc>
+          <w:tcPr>
+            <w:tcW w:type="dxa" w:w="3200"/>
+            <w:shd w:fill="F2F2F2" w:val="clear"/>
+          </w:tcPr>
+          <w:p>
+            <w:r>
+              <w:rPr>
+                <w:b/>
+                <w:bCs/>
+              </w:rPr>
+              <w:t xml:space="preserve">Guidance credibility</w:t>
+            </w:r>
+          </w:p>
+        </w:tc>
+        <w:tc>
+          <w:tcPr>
+            <w:tcW w:type="dxa" w:w="5800"/>
+          </w:tcPr>
+          <w:p>
+            <w:r>
+              <w:t xml:space="preserve">mixed</w:t>
+            </w:r>
+          </w:p>
+        </w:tc>
+      </w:tr>
+      <w:tr>
+        <w:tc>
+          <w:tcPr>
+            <w:tcW w:type="dxa" w:w="3200"/>
+            <w:shd w:fill="F2F2F2" w:val="clear"/>
+          </w:tcPr>
+          <w:p>
+            <w:r>
+              <w:rPr>
+                <w:b/>
+                <w:bCs/>
+              </w:rPr>
+              <w:t xml:space="preserve">Shareholder returns</w:t>
+            </w:r>
+          </w:p>
+        </w:tc>
+        <w:tc>
+          <w:tcPr>
+            <w:tcW w:type="dxa" w:w="5800"/>
+          </w:tcPr>
+          <w:p>
+            <w:r>
+              <w:t xml:space="preserve">consistent</w:t>
+            </w:r>
+          </w:p>
+        </w:tc>
+      </w:tr>
+      <w:tr>
+        <w:tc>
+          <w:tcPr>
+            <w:tcW w:type="dxa" w:w="3200"/>
+            <w:shd w:fill="F2F2F2" w:val="clear"/>
+          </w:tcPr>
+          <w:p>
+            <w:r>
+              <w:rPr>
+                <w:b/>
+                <w:bCs/>
+              </w:rPr>
+              <w:t xml:space="preserve">Capability ladder / VAP</w:t>
+            </w:r>
+          </w:p>
+        </w:tc>
+        <w:tc>
+          <w:tcPr>
+            <w:tcW w:type="dxa" w:w="5800"/>
+          </w:tcPr>
+          <w:p>
+            <w:r>
+              <w:t xml:space="preserve">Diversifying from flexible (laminated-tube) into rigid packaging via Indovida - a genuine category-adjacency move, synergy capture not yet proven.</w:t>
+            </w:r>
+          </w:p>
+        </w:tc>
+      </w:tr>
+    </w:tbl>
+    <w:p>
+      <w:pPr>
+        <w:spacing w:after="120"/>
+      </w:pPr>
+      <w:r>
+        <w:rPr>
+          <w:b/>
+          <w:bCs/>
+          <w:sz w:val="20"/>
+          <w:szCs w:val="20"/>
+        </w:rPr>
+        <w:t xml:space="preserve">Quality metrics (ROCE · debt · FCF · margin · capex):</w:t>
+      </w:r>
+    </w:p>
+    <w:tbl>
+      <w:tblPr>
+        <w:tblW w:type="dxa" w:w="9000"/>
+        <w:tblBorders>
+          <w:top w:val="single" w:color="auto" w:sz="4"/>
+          <w:left w:val="single" w:color="auto" w:sz="4"/>
+          <w:bottom w:val="single" w:color="auto" w:sz="4"/>
+          <w:right w:val="single" w:color="auto" w:sz="4"/>
+          <w:insideH w:val="single" w:color="auto" w:sz="4"/>
+          <w:insideV w:val="single" w:color="auto" w:sz="4"/>
+        </w:tblBorders>
+      </w:tblPr>
+      <w:tblGrid>
+        <w:gridCol w:w="3200"/>
+        <w:gridCol w:w="5800"/>
+      </w:tblGrid>
+      <w:tr>
+        <w:tc>
+          <w:tcPr>
+            <w:tcW w:type="dxa" w:w="3200"/>
+            <w:shd w:fill="F2F2F2" w:val="clear"/>
+          </w:tcPr>
+          <w:p>
+            <w:r>
+              <w:rPr>
+                <w:b/>
+                <w:bCs/>
+              </w:rPr>
+              <w:t xml:space="preserve">Assessment</w:t>
+            </w:r>
+          </w:p>
+        </w:tc>
+        <w:tc>
+          <w:tcPr>
+            <w:tcW w:type="dxa" w:w="5800"/>
+          </w:tcPr>
+          <w:p>
+            <w:r>
+              <w:t xml:space="preserve">neutral</w:t>
+            </w:r>
+          </w:p>
+        </w:tc>
+      </w:tr>
+      <w:tr>
+        <w:tc>
+          <w:tcPr>
+            <w:tcW w:type="dxa" w:w="3200"/>
+            <w:shd w:fill="F2F2F2" w:val="clear"/>
+          </w:tcPr>
+          <w:p>
+            <w:r>
+              <w:rPr>
+                <w:b/>
+                <w:bCs/>
+              </w:rPr>
+              <w:t xml:space="preserve">ROCE</w:t>
+            </w:r>
+          </w:p>
+        </w:tc>
+        <w:tc>
+          <w:tcPr>
+            <w:tcW w:type="dxa" w:w="5800"/>
+          </w:tcPr>
+          <w:p>
+            <w:r>
+              <w:t xml:space="preserve">17.8% (stable)</w:t>
+            </w:r>
+          </w:p>
+        </w:tc>
+      </w:tr>
+      <w:tr>
+        <w:tc>
+          <w:tcPr>
+            <w:tcW w:type="dxa" w:w="3200"/>
+            <w:shd w:fill="F2F2F2" w:val="clear"/>
+          </w:tcPr>
+          <w:p>
+            <w:r>
+              <w:rPr>
+                <w:b/>
+                <w:bCs/>
+              </w:rPr>
+              <w:t xml:space="preserve">Leverage</w:t>
+            </w:r>
+          </w:p>
+        </w:tc>
+        <w:tc>
+          <w:tcPr>
+            <w:tcW w:type="dxa" w:w="5800"/>
+          </w:tcPr>
+          <w:p>
+            <w:r>
+              <w:t xml:space="preserve">Net debt/EBITDA 1x</w:t>
+            </w:r>
+          </w:p>
+        </w:tc>
+      </w:tr>
+      <w:tr>
+        <w:tc>
+          <w:tcPr>
+            <w:tcW w:type="dxa" w:w="3200"/>
+            <w:shd w:fill="F2F2F2" w:val="clear"/>
+          </w:tcPr>
+          <w:p>
+            <w:r>
+              <w:rPr>
+                <w:b/>
+                <w:bCs/>
+              </w:rPr>
+              <w:t xml:space="preserve">FCF conversion</w:t>
+            </w:r>
+          </w:p>
+        </w:tc>
+        <w:tc>
+          <w:tcPr>
+            <w:tcW w:type="dxa" w:w="5800"/>
+          </w:tcPr>
+          <w:p>
+            <w:r>
+              <w:t xml:space="preserve">37%</w:t>
+            </w:r>
+          </w:p>
+        </w:tc>
+      </w:tr>
+      <w:tr>
+        <w:tc>
+          <w:tcPr>
+            <w:tcW w:type="dxa" w:w="3200"/>
+            <w:shd w:fill="F2F2F2" w:val="clear"/>
+          </w:tcPr>
+          <w:p>
+            <w:r>
+              <w:rPr>
+                <w:b/>
+                <w:bCs/>
+              </w:rPr>
+              <w:t xml:space="preserve">Margin trend</w:t>
+            </w:r>
+          </w:p>
+        </w:tc>
+        <w:tc>
+          <w:tcPr>
+            <w:tcW w:type="dxa" w:w="5800"/>
+          </w:tcPr>
+          <w:p>
+            <w:r>
+              <w:t xml:space="preserve">expanding</w:t>
+            </w:r>
+          </w:p>
+        </w:tc>
+      </w:tr>
+      <w:tr>
+        <w:tc>
+          <w:tcPr>
+            <w:tcW w:type="dxa" w:w="3200"/>
+            <w:shd w:fill="F2F2F2" w:val="clear"/>
+          </w:tcPr>
+          <w:p>
+            <w:r>
+              <w:rPr>
+                <w:b/>
+                <w:bCs/>
+              </w:rPr>
+              <w:t xml:space="preserve">Capex efficiency</w:t>
+            </w:r>
+          </w:p>
+        </w:tc>
+        <w:tc>
+          <w:tcPr>
+            <w:tcW w:type="dxa" w:w="5800"/>
+          </w:tcPr>
+          <w:p>
+            <w:r>
+              <w:t xml:space="preserve">productive</w:t>
+            </w:r>
+          </w:p>
+        </w:tc>
+      </w:tr>
+    </w:tbl>
+    <w:p>
+      <w:pPr>
+        <w:spacing w:after="60" w:before="120"/>
+      </w:pPr>
+      <w:r>
+        <w:rPr>
+          <w:b/>
+          <w:bCs/>
+          <w:sz w:val="20"/>
+          <w:szCs w:val="20"/>
+        </w:rPr>
+        <w:t xml:space="preserve">Track record (Coffee Can persistence check): </w:t>
+      </w:r>
+      <w:r>
+        <w:rPr>
+          <w:sz w:val="20"/>
+          <w:szCs w:val="20"/>
+        </w:rPr>
+        <w:t xml:space="preserve">cleared revenue growth ≥10% AND ROCE ≥15% in 4 of the last 11 years (consistency_score 36)</w:t>
+      </w:r>
+    </w:p>
+    <w:p>
+      <w:pPr>
+        <w:spacing w:after="120"/>
+      </w:pPr>
+      <w:r>
+        <w:rPr>
+          <w:color w:val="666666"/>
+          <w:sz w:val="18"/>
+          <w:szCs w:val="18"/>
+        </w:rPr>
         <w:t xml:space="preserve">Of FY16-FY26, FY19 (+11.7%/17%), FY21 (+12.0%/17%), FY22 (+11.0%/17%) and FY26 (+13.1%/18%) cleared both filters. ROCE sits steadily at 16-18% but the mature laminated-tube category clears 10% revenue growth in only 4 of 11 years.</w:t>
       </w:r>
     </w:p>
@@ -877,15 +2447,214 @@
         <w:spacing w:after="120" w:before="280"/>
       </w:pPr>
       <w:r>
-        <w:t xml:space="preserve">Technical Read (Weekly / Monthly MACD + Bollinger Bands, or RSI/CCI/Williams %R proxy)</w:t>
-      </w:r>
-    </w:p>
-    <w:p>
-      <w:pPr>
-        <w:spacing w:after="120"/>
-      </w:pPr>
-      <w:r>
-        <w:t xml:space="preserve">Not independently pulled; stock has traded in a wide Rs ~180-245+ range through the merger-arb debate in 2026.</w:t>
+        <w:t xml:space="preserve">Fundamentals-Gap Checks (shareholding · working capital · sector KPIs · scenario analysis)</w:t>
+      </w:r>
+    </w:p>
+    <w:p>
+      <w:pPr>
+        <w:spacing w:after="120"/>
+      </w:pPr>
+      <w:r>
+        <w:rPr>
+          <w:i/>
+          <w:iCs/>
+          <w:color w:val="666666"/>
+          <w:sz w:val="18"/>
+          <w:szCs w:val="18"/>
+        </w:rPr>
+        <w:t xml:space="preserve">Extra fundamentals extracted from the same filings — informational only, not yet consumed by any scoring script.</w:t>
+      </w:r>
+    </w:p>
+    <w:p>
+      <w:pPr>
+        <w:spacing w:after="120"/>
+      </w:pPr>
+      <w:r>
+        <w:rPr>
+          <w:b/>
+          <w:bCs/>
+          <w:sz w:val="20"/>
+          <w:szCs w:val="20"/>
+        </w:rPr>
+        <w:t xml:space="preserve">Shareholding pattern:</w:t>
+      </w:r>
+    </w:p>
+    <w:tbl>
+      <w:tblPr>
+        <w:tblW w:type="dxa" w:w="9000"/>
+        <w:tblBorders>
+          <w:top w:val="single" w:color="auto" w:sz="4"/>
+          <w:left w:val="single" w:color="auto" w:sz="4"/>
+          <w:bottom w:val="single" w:color="auto" w:sz="4"/>
+          <w:right w:val="single" w:color="auto" w:sz="4"/>
+          <w:insideH w:val="single" w:color="auto" w:sz="4"/>
+          <w:insideV w:val="single" w:color="auto" w:sz="4"/>
+        </w:tblBorders>
+      </w:tblPr>
+      <w:tblGrid>
+        <w:gridCol w:w="3200"/>
+        <w:gridCol w:w="5800"/>
+      </w:tblGrid>
+      <w:tr>
+        <w:tc>
+          <w:tcPr>
+            <w:tcW w:type="dxa" w:w="3200"/>
+            <w:shd w:fill="F2F2F2" w:val="clear"/>
+          </w:tcPr>
+          <w:p>
+            <w:r>
+              <w:rPr>
+                <w:b/>
+                <w:bCs/>
+              </w:rPr>
+              <w:t xml:space="preserve">Promoter %</w:t>
+            </w:r>
+          </w:p>
+        </w:tc>
+        <w:tc>
+          <w:tcPr>
+            <w:tcW w:type="dxa" w:w="5800"/>
+          </w:tcPr>
+          <w:p>
+            <w:r>
+              <w:t xml:space="preserve">26.38% (falling)</w:t>
+            </w:r>
+          </w:p>
+        </w:tc>
+      </w:tr>
+      <w:tr>
+        <w:tc>
+          <w:tcPr>
+            <w:tcW w:type="dxa" w:w="3200"/>
+            <w:shd w:fill="F2F2F2" w:val="clear"/>
+          </w:tcPr>
+          <w:p>
+            <w:r>
+              <w:rPr>
+                <w:b/>
+                <w:bCs/>
+              </w:rPr>
+              <w:t xml:space="preserve">Pledge %</w:t>
+            </w:r>
+          </w:p>
+        </w:tc>
+        <w:tc>
+          <w:tcPr>
+            <w:tcW w:type="dxa" w:w="5800"/>
+          </w:tcPr>
+          <w:p>
+            <w:r>
+              <w:t xml:space="preserve">0% (stable)</w:t>
+            </w:r>
+          </w:p>
+        </w:tc>
+      </w:tr>
+      <w:tr>
+        <w:tc>
+          <w:tcPr>
+            <w:tcW w:type="dxa" w:w="3200"/>
+            <w:shd w:fill="F2F2F2" w:val="clear"/>
+          </w:tcPr>
+          <w:p>
+            <w:r>
+              <w:rPr>
+                <w:b/>
+                <w:bCs/>
+              </w:rPr>
+              <w:t xml:space="preserve">FII/DII %</w:t>
+            </w:r>
+          </w:p>
+        </w:tc>
+        <w:tc>
+          <w:tcPr>
+            <w:tcW w:type="dxa" w:w="5800"/>
+          </w:tcPr>
+          <w:p>
+            <w:r>
+              <w:t xml:space="preserve">—</w:t>
+            </w:r>
+          </w:p>
+        </w:tc>
+      </w:tr>
+      <w:tr>
+        <w:tc>
+          <w:tcPr>
+            <w:tcW w:type="dxa" w:w="3200"/>
+            <w:shd w:fill="F2F2F2" w:val="clear"/>
+          </w:tcPr>
+          <w:p>
+            <w:r>
+              <w:rPr>
+                <w:b/>
+                <w:bCs/>
+              </w:rPr>
+              <w:t xml:space="preserve">Quarters checked</w:t>
+            </w:r>
+          </w:p>
+        </w:tc>
+        <w:tc>
+          <w:tcPr>
+            <w:tcW w:type="dxa" w:w="5800"/>
+          </w:tcPr>
+          <w:p>
+            <w:r>
+              <w:t xml:space="preserve">Mar-24, Mar-25, Jun-26</w:t>
+            </w:r>
+          </w:p>
+        </w:tc>
+      </w:tr>
+    </w:tbl>
+    <w:p>
+      <w:pPr>
+        <w:spacing w:after="120"/>
+      </w:pPr>
+      <w:r>
+        <w:rPr>
+          <w:color w:val="666666"/>
+          <w:sz w:val="18"/>
+          <w:szCs w:val="18"/>
+        </w:rPr>
+        <w:t xml:space="preserve">Promoter holding fell from 51.5% (Mar-24) to 26.38% (current) - NOT a distress signal: it reflects Blackstone's structured, disclosed stake sale to Indorama ahead of the board-approved Indovida merger (Indorama will hold 51.8% of the combined entity as new promoter post-completion). No pledge at any point in this window.</w:t>
+      </w:r>
+    </w:p>
+    <w:p>
+      <w:pPr>
+        <w:spacing w:after="120"/>
+      </w:pPr>
+      <w:r>
+        <w:rPr>
+          <w:b/>
+          <w:bCs/>
+          <w:sz w:val="20"/>
+          <w:szCs w:val="20"/>
+        </w:rPr>
+        <w:t xml:space="preserve">Sector KPIs:</w:t>
+      </w:r>
+    </w:p>
+    <w:p>
+      <w:pPr>
+        <w:pStyle w:val="ListParagraph"/>
+        <w:numPr>
+          <w:ilvl w:val="0"/>
+          <w:numId w:val="1"/>
+        </w:numPr>
+        <w:spacing w:after="60"/>
+      </w:pPr>
+      <w:r>
+        <w:t xml:space="preserve">Underlying EBITDA margin (ex commodity pass-through): 19.6% (Q1 FY27) vs ~20% through-cycle target (stable)</w:t>
+      </w:r>
+    </w:p>
+    <w:p>
+      <w:pPr>
+        <w:pStyle w:val="ListParagraph"/>
+        <w:numPr>
+          <w:ilvl w:val="0"/>
+          <w:numId w:val="1"/>
+        </w:numPr>
+        <w:spacing w:after="60"/>
+      </w:pPr>
+      <w:r>
+        <w:t xml:space="preserve">Consecutive quarters of double-digit revenue growth: 5 (as of Q1 FY27) (improving) — guidance raised to high-teens</w:t>
       </w:r>
     </w:p>
     <w:p>
@@ -894,6 +2663,23 @@
         <w:spacing w:after="120" w:before="280"/>
       </w:pPr>
       <w:r>
+        <w:t xml:space="preserve">Technical Read (Weekly / Monthly MACD + Bollinger Bands, or RSI/CCI/Williams %R proxy)</w:t>
+      </w:r>
+    </w:p>
+    <w:p>
+      <w:pPr>
+        <w:spacing w:after="120"/>
+      </w:pPr>
+      <w:r>
+        <w:t xml:space="preserve">Not independently pulled; stock has traded in a wide Rs ~180-245+ range through the merger-arb debate in 2026.</w:t>
+      </w:r>
+    </w:p>
+    <w:p>
+      <w:pPr>
+        <w:pStyle w:val="Heading1"/>
+        <w:spacing w:after="120" w:before="280"/>
+      </w:pPr>
+      <w:r>
         <w:t xml:space="preserve">ValuePickr Community Signal</w:t>
       </w:r>
     </w:p>
@@ -962,33 +2748,33 @@
         <w:spacing w:after="60"/>
       </w:pPr>
       <w:r>
-        <w:t xml:space="preserve">Merger swap price (~Rs 339) implies meaningful upside vs. where the stock has traded through 2026, if the market re-rates on deal completion</w:t>
-      </w:r>
-    </w:p>
-    <w:p>
-      <w:pPr>
-        <w:pStyle w:val="ListParagraph"/>
-        <w:numPr>
-          <w:ilvl w:val="0"/>
-          <w:numId w:val="1"/>
-        </w:numPr>
-        <w:spacing w:after="60"/>
-      </w:pPr>
-      <w:r>
-        <w:t xml:space="preserve">Global scale (combined ~$1bn revenue, ~$2bn valuation) as the world's largest laminated-tube maker, adding rigid packaging via Indovida</w:t>
-      </w:r>
-    </w:p>
-    <w:p>
-      <w:pPr>
-        <w:pStyle w:val="ListParagraph"/>
-        <w:numPr>
-          <w:ilvl w:val="0"/>
-          <w:numId w:val="1"/>
-        </w:numPr>
-        <w:spacing w:after="60"/>
-      </w:pPr>
-      <w:r>
-        <w:t xml:space="preserve">Q1 FY27 revenue growth reaccelerated sharply (+25% reported, +20% underlying) after years of ~9% 5-yr CAGR</w:t>
+        <w:t xml:space="preserve">Merger has materially de-risked: CCI cleared (May 2026) and minority shareholders already approved via e-voting (Feb-Mar 2026); swap price (~Rs 339) still implies ~45% upside to CMP (~Rs 234) with only NCLT approval remaining as the main gate</w:t>
+      </w:r>
+    </w:p>
+    <w:p>
+      <w:pPr>
+        <w:pStyle w:val="ListParagraph"/>
+        <w:numPr>
+          <w:ilvl w:val="0"/>
+          <w:numId w:val="1"/>
+        </w:numPr>
+        <w:spacing w:after="60"/>
+      </w:pPr>
+      <w:r>
+        <w:t xml:space="preserve">Five consecutive quarters of double-digit revenue growth culminating in Q1 FY27's +25.3% (underlying +20%); management raised revenue guidance to high-teens and reaffirmed a ~20% underlying EBITDA margin target</w:t>
+      </w:r>
+    </w:p>
+    <w:p>
+      <w:pPr>
+        <w:pStyle w:val="ListParagraph"/>
+        <w:numPr>
+          <w:ilvl w:val="0"/>
+          <w:numId w:val="1"/>
+        </w:numPr>
+        <w:spacing w:after="60"/>
+      </w:pPr>
+      <w:r>
+        <w:t xml:space="preserve">Global scale (combined ~$1bn revenue, ~$2bn valuation) as the world's largest laminated-tube maker, adding rigid packaging via Indovida; ~18% ROCE, moderate leverage, 43.9% dividend payout</w:t>
       </w:r>
     </w:p>
     <w:p>
@@ -1010,46 +2796,46 @@
         <w:spacing w:after="60"/>
       </w:pPr>
       <w:r>
-        <w:t xml:space="preserve">Community itself is split on whether the merger is fairly priced for minority shareholders or structured to benefit Blackstone's exit / Indorama's entry</w:t>
-      </w:r>
-    </w:p>
-    <w:p>
-      <w:pPr>
-        <w:pStyle w:val="ListParagraph"/>
-        <w:numPr>
-          <w:ilvl w:val="0"/>
-          <w:numId w:val="1"/>
-        </w:numPr>
-        <w:spacing w:after="60"/>
-      </w:pPr>
-      <w:r>
-        <w:t xml:space="preserve">Q1 FY27 PAT actually declined YoY despite the revenue jump — commodity (crude/aluminium) cost pass-through is squeezing margins near-term</w:t>
-      </w:r>
-    </w:p>
-    <w:p>
-      <w:pPr>
-        <w:pStyle w:val="ListParagraph"/>
-        <w:numPr>
-          <w:ilvl w:val="0"/>
-          <w:numId w:val="1"/>
-        </w:numPr>
-        <w:spacing w:after="60"/>
-      </w:pPr>
-      <w:r>
-        <w:t xml:space="preserve">~9% 5-yr revenue CAGR is the through-cycle reality; the recent quarter is a reacceleration, not yet a multi-year trend</w:t>
-      </w:r>
-    </w:p>
-    <w:p>
-      <w:pPr>
-        <w:pStyle w:val="ListParagraph"/>
-        <w:numPr>
-          <w:ilvl w:val="0"/>
-          <w:numId w:val="1"/>
-        </w:numPr>
-        <w:spacing w:after="60"/>
-      </w:pPr>
-      <w:r>
-        <w:t xml:space="preserve">Rs 7,900 Cr mid-cap in a mature, largely-penetrated packaging category — no clear 10x-scale TAM argument</w:t>
+        <w:t xml:space="preserve">PAT growth has stalled for two consecutive quarters (Q4 FY26 ~flat, Q1 FY27 -1.4% YoY) even as revenue accelerated sharply - commodity cost pass-through is lagging, an earnings-quality caution the headline revenue growth obscures</w:t>
+      </w:r>
+    </w:p>
+    <w:p>
+      <w:pPr>
+        <w:pStyle w:val="ListParagraph"/>
+        <w:numPr>
+          <w:ilvl w:val="0"/>
+          <w:numId w:val="1"/>
+        </w:numPr>
+        <w:spacing w:after="60"/>
+      </w:pPr>
+      <w:r>
+        <w:t xml:space="preserve">Community itself remains split on whether the merger swap price is fair to minority shareholders or structured to facilitate Blackstone's exit / Indorama's back-door India entry - the ~45% market-to-swap gap may partly reflect a legitimate valuation-mix reason (lower India revenue share post-merger), not free money</w:t>
+      </w:r>
+    </w:p>
+    <w:p>
+      <w:pPr>
+        <w:pStyle w:val="ListParagraph"/>
+        <w:numPr>
+          <w:ilvl w:val="0"/>
+          <w:numId w:val="1"/>
+        </w:numPr>
+        <w:spacing w:after="60"/>
+      </w:pPr>
+      <w:r>
+        <w:t xml:space="preserve">~9% 5-yr revenue CAGR remains the through-cycle reality; Ind-Ra placed the issuer rating on watch (Sep 2025), reason not independently confirmed this pass</w:t>
+      </w:r>
+    </w:p>
+    <w:p>
+      <w:pPr>
+        <w:pStyle w:val="ListParagraph"/>
+        <w:numPr>
+          <w:ilvl w:val="0"/>
+          <w:numId w:val="1"/>
+        </w:numPr>
+        <w:spacing w:after="60"/>
+      </w:pPr>
+      <w:r>
+        <w:t xml:space="preserve">Rs 7,500 Cr mid-cap in a mature, largely-penetrated packaging category - no clear 10x-scale TAM argument; NCLT timeline/conditions still unresolved</w:t>
       </w:r>
     </w:p>
     <w:p>
@@ -1070,7 +2856,7 @@
           <w:b/>
           <w:bCs/>
         </w:rPr>
-        <w:t xml:space="preserve">Mid-cap (~Rs 7,900 Cr)</w:t>
+        <w:t xml:space="preserve">Mid-cap (~Rs 7,500 Cr)</w:t>
       </w:r>
     </w:p>
     <w:p>
@@ -1106,7 +2892,7 @@
           <w:sz w:val="20"/>
           <w:szCs w:val="20"/>
         </w:rPr>
-        <w:t xml:space="preserve">4-box gate — tailwind: weak · TAM: weak · moat: yes · valuation: weak  (score 2.5 / 4)</w:t>
+        <w:t xml:space="preserve">4-box gate — tailwind: weak · TAM: weak · moat: yes · valuation: yes  (score 3 / 4)</w:t>
       </w:r>
     </w:p>
     <w:p>
@@ -1121,7 +2907,7 @@
           <w:sz w:val="20"/>
           <w:szCs w:val="20"/>
         </w:rPr>
-        <w:t xml:space="preserve">tailwind weak (steady FMCG-linked global tube demand + Indovida diversification into rigid packaging, not a structural multi-year accelerant). tam weak (Rs 7,900 Cr mid-cap in a mature category; combined entity targets ~$1bn revenue, a scale story not a 10x-TAM one). moat yes (largest global laminated-tube maker with entrenched oral-care/beauty customer relationships). valuation weak (merger-arb gap to the Rs 339 swap price is real, but the community itself questions whether it reflects a genuine mispricing or a structural reason the deal is priced this way). Score 2.5 -&gt; 'neither' per the decision table unless a written exception.</w:t>
+        <w:t xml:space="preserve">tailwind weak (steady FMCG-linked global tube demand + Indovida diversification, not a structural multi-year accelerant). tam weak (Rs 7,500 Cr mid-cap in a mature category; combined entity targets ~$1bn revenue - a scale story, not a 10x-TAM one). moat yes (largest global laminated-tube maker, entrenched oral-care/beauty OEM relationships). valuation yes (swap-implied ~Rs 339/share vs CMP ~Rs 234 is a persisting ~45% gap even after CCI clearance and minority-shareholder e-voting approval - genuine room to pay). Score 3.0 mechanically crosses the 10x threshold, but this is a merger-arbitrage value-unlock on a steady ~18% ROCE mid-cap, not a business-compounding 10x/100x case - analyst_override applied, thesis_fit stays 'neither'.</w:t>
       </w:r>
     </w:p>
     <w:p>
@@ -1144,45 +2930,46 @@
           <w:sz w:val="24"/>
           <w:szCs w:val="24"/>
         </w:rPr>
-      </w:r>
-    </w:p>
-    <w:p>
-      <w:pPr>
-        <w:pStyle w:val="ListParagraph"/>
-        <w:numPr>
-          <w:ilvl w:val="0"/>
-          <w:numId w:val="1"/>
-        </w:numPr>
-        <w:spacing w:after="60"/>
-      </w:pPr>
-      <w:r>
-        <w:t xml:space="preserve">External-lead (tier 4.5, @StocksAndStoics — Indovida merger premium note). No live-theme match (packaging is not in active_themes.json). four_box score 2.5: the merger swap-price gap is a real, community-debated data point, but the community's own skepticism about whether it reflects fair value for minorities (vs. facilitating the promoter transition) keeps the valuation box at 'weak' rather than 'yes' — no written exception taken, so thesis_fit stays 'neither' per the decision table.</w:t>
-      </w:r>
-    </w:p>
-    <w:p>
-      <w:pPr>
-        <w:pStyle w:val="ListParagraph"/>
-        <w:numPr>
-          <w:ilvl w:val="0"/>
-          <w:numId w:val="1"/>
-        </w:numPr>
-        <w:spacing w:after="60"/>
-      </w:pPr>
-      <w:r>
-        <w:t xml:space="preserve">Conviction Medium: genuine quality (18% ROCE, global #1 position, real Q1 FY27 reacceleration) and a live, credible merger catalyst worth tracking, but not a 10x setup at this size and valuation ambiguity.</w:t>
-      </w:r>
-    </w:p>
-    <w:p>
-      <w:pPr>
-        <w:pStyle w:val="ListParagraph"/>
-        <w:numPr>
-          <w:ilvl w:val="0"/>
-          <w:numId w:val="1"/>
-        </w:numPr>
-        <w:spacing w:after="60"/>
-      </w:pPr>
-      <w:r>
-        <w:t xml:space="preserve">No red_flag_tier. revisit_after_30d: false (thesis_fit is 'neither'), but this is a good candidate for the tier-2 re-verification backlog once the merger completes or the next 1-2 quarters clarify the margin trajectory.</w:t>
+        <w:t xml:space="preserve">A real, de-risking merger-arb catalyst (CCI-cleared, minority-approved, ~45% gap to swap value) on a quality ~18% ROCE mid-cap, but PAT has stalled for two straight quarters despite accelerating revenue - not a 10x setup, conviction unchanged at Medium</w:t>
+      </w:r>
+    </w:p>
+    <w:p>
+      <w:pPr>
+        <w:pStyle w:val="ListParagraph"/>
+        <w:numPr>
+          <w:ilvl w:val="0"/>
+          <w:numId w:val="1"/>
+        </w:numPr>
+        <w:spacing w:after="60"/>
+      </w:pPr>
+      <w:r>
+        <w:t xml:space="preserve">External-lead (tier 4.5, @StocksAndStoics - Indovida merger premium note). No live-theme match (packaging is not in active_themes.json). four_box score 3.0 (valuation upgraded to 'yes' on the confirmed, still-open ~45% arb gap after CCI clearance + minority approval), but this is a merger-arbitrage value-unlock, not a business-compounding 10x/100x case - analyst_override applied, thesis_fit stays 'neither' per the Nesco-logic carve-out.</w:t>
+      </w:r>
+    </w:p>
+    <w:p>
+      <w:pPr>
+        <w:pStyle w:val="ListParagraph"/>
+        <w:numPr>
+          <w:ilvl w:val="0"/>
+          <w:numId w:val="1"/>
+        </w:numPr>
+        <w:spacing w:after="60"/>
+      </w:pPr>
+      <w:r>
+        <w:t xml:space="preserve">Conviction Medium (unchanged): the merger catalyst genuinely de-risked this pass (CCI-cleared, minority-shareholder e-voting approval already obtained), which would argue for an upgrade, but this is offset by a new earnings-quality caution - PAT growth has stalled for two consecutive quarters (Q4 FY26 flat, Q1 FY27 -1.4% YoY) even as revenue accelerated to +25.3% - so conviction holds at Medium rather than moving to Medium-High.</w:t>
+      </w:r>
+    </w:p>
+    <w:p>
+      <w:pPr>
+        <w:pStyle w:val="ListParagraph"/>
+        <w:numPr>
+          <w:ilvl w:val="0"/>
+          <w:numId w:val="1"/>
+        </w:numPr>
+        <w:spacing w:after="60"/>
+      </w:pPr>
+      <w:r>
+        <w:t xml:space="preserve">No red_flag_tier - the promoter-holding drop (51.5% -&gt; 26.38%) is a disclosed, structured Blackstone-to-Indorama stake sale ahead of the merger, not a distress signal. revisit_after_30d left as-is (owned by the orchestrator); good candidate for re-verification once NCLT approval lands or the next 1-2 quarters clarify the margin trajectory.</w:t>
       </w:r>
     </w:p>
     <w:p>
